--- a/lab8.docx
+++ b/lab8.docx
@@ -13,8 +13,6 @@
           <w:szCs w:val="28"/>
         </w:rPr>
       </w:pPr>
-      <w:bookmarkStart w:id="0" w:name="_GoBack"/>
-      <w:bookmarkEnd w:id="0"/>
       <w:r>
         <w:rPr>
           <w:rFonts w:ascii="Times New Roman" w:hAnsi="Times New Roman" w:cs="Times New Roman"/>
@@ -476,7 +474,26 @@
           <w:szCs w:val="28"/>
         </w:rPr>
         <w:tab/>
-        <w:t>Понтелеенко С. В.</w:t>
+      </w:r>
+      <w:proofErr w:type="spellStart"/>
+      <w:r>
+        <w:rPr>
+          <w:rFonts w:ascii="Times New Roman" w:hAnsi="Times New Roman" w:cs="Times New Roman"/>
+          <w:color w:val="000000"/>
+          <w:sz w:val="28"/>
+          <w:szCs w:val="28"/>
+        </w:rPr>
+        <w:t>Понтелеенко</w:t>
+      </w:r>
+      <w:proofErr w:type="spellEnd"/>
+      <w:r>
+        <w:rPr>
+          <w:rFonts w:ascii="Times New Roman" w:hAnsi="Times New Roman" w:cs="Times New Roman"/>
+          <w:color w:val="000000"/>
+          <w:sz w:val="28"/>
+          <w:szCs w:val="28"/>
+        </w:rPr>
+        <w:t xml:space="preserve"> С. В.</w:t>
       </w:r>
     </w:p>
     <w:p>
@@ -690,7 +707,26 @@
           <w:szCs w:val="28"/>
         </w:rPr>
         <w:tab/>
-        <w:t>Дерюжкова О. М.</w:t>
+      </w:r>
+      <w:proofErr w:type="spellStart"/>
+      <w:r>
+        <w:rPr>
+          <w:rFonts w:ascii="Times New Roman" w:hAnsi="Times New Roman" w:cs="Times New Roman"/>
+          <w:color w:val="000000"/>
+          <w:sz w:val="28"/>
+          <w:szCs w:val="28"/>
+        </w:rPr>
+        <w:t>Дерюжкова</w:t>
+      </w:r>
+      <w:proofErr w:type="spellEnd"/>
+      <w:r>
+        <w:rPr>
+          <w:rFonts w:ascii="Times New Roman" w:hAnsi="Times New Roman" w:cs="Times New Roman"/>
+          <w:color w:val="000000"/>
+          <w:sz w:val="28"/>
+          <w:szCs w:val="28"/>
+        </w:rPr>
+        <w:t xml:space="preserve"> О. М.</w:t>
       </w:r>
     </w:p>
     <w:p>
@@ -846,23 +882,7 @@
           <w:b w:val="0"/>
           <w:bCs w:val="0"/>
         </w:rPr>
-        <w:t xml:space="preserve">изучить характеристики, устройство и </w:t>
-      </w:r>
-      <w:r>
-        <w:rPr>
-          <w:rFonts w:ascii="Times New Roman" w:hAnsi="Times New Roman"/>
-          <w:b w:val="0"/>
-          <w:bCs w:val="0"/>
-        </w:rPr>
-        <w:t>принципы работы различных типов принтеров, включая струйные, лазерные, термопринтеры, ударные, виртуальные и 3D-принтеры. Освоить установку, настройку общего доступа, профилактическое обслуживание и устранение типичных и нетипичных неисправностей печатающи</w:t>
-      </w:r>
-      <w:r>
-        <w:rPr>
-          <w:rFonts w:ascii="Times New Roman" w:hAnsi="Times New Roman"/>
-          <w:b w:val="0"/>
-          <w:bCs w:val="0"/>
-        </w:rPr>
-        <w:t>х устройств.</w:t>
+        <w:t>изучить характеристики, устройство и принципы функционирования различных типов принтеров, включая струйные, лазерные, термопринтеры, ударные, виртуальные и 3D-принтеры. Освоить установку и настройку общего доступа, профилактическое обслуживание и способы устранения типичных и нетипичных неисправностей печатающих устройств.</w:t>
       </w:r>
     </w:p>
     <w:p>
@@ -915,15 +935,7 @@
           <w:sz w:val="28"/>
           <w:szCs w:val="28"/>
         </w:rPr>
-        <w:t xml:space="preserve">Характеристики принтера определяют его пригодность для конкретных задач и включают скорость, качество, цветопередачу, надёжность и стоимость владения. Они зависят от технологии печати и класса устройства. При выборе </w:t>
-      </w:r>
-      <w:r>
-        <w:rPr>
-          <w:rFonts w:ascii="Times New Roman" w:hAnsi="Times New Roman"/>
-          <w:sz w:val="28"/>
-          <w:szCs w:val="28"/>
-        </w:rPr>
-        <w:t>принтера важно учитывать объём печати и требования пользователя.</w:t>
+        <w:t>Характеристики принтера определяют, насколько он пригоден для конкретных задач, и охватывают скорость, качество, цветопередачу, надёжность и стоимость владения. Они обусловлены технологией печати и классом устройства. При выборе принтера следует учитывать объём печати и требования пользователей.</w:t>
       </w:r>
     </w:p>
     <w:p>
@@ -977,15 +989,7 @@
           <w:sz w:val="28"/>
           <w:szCs w:val="28"/>
         </w:rPr>
-        <w:t>Скорость печати измеряется в страницах в минуту и зависит от типа документа и разрешения. Качество определяется разрешением в точках на дюйм и тех</w:t>
-      </w:r>
-      <w:r>
-        <w:rPr>
-          <w:rFonts w:ascii="Times New Roman" w:hAnsi="Times New Roman"/>
-          <w:sz w:val="28"/>
-          <w:szCs w:val="28"/>
-        </w:rPr>
-        <w:t>нологией нанесения тонера или чернил. Цветопередача важна для фотопечати и графики и зависит от числа цветов и типа чернил.</w:t>
+        <w:t>Скорость печати выражается в страницах в минуту и определяется типом документа и разрешением. Качество зависит от разрешения в точках на дюйм и способа нанесения тонера или чернил. Цветопередача имеет значение для фотопечати и графики и определяется числом цветов и типом чернил.</w:t>
       </w:r>
     </w:p>
     <w:p>
@@ -1039,15 +1043,7 @@
           <w:sz w:val="28"/>
           <w:szCs w:val="28"/>
         </w:rPr>
-        <w:t>Надёжность принтера определяется его ресурсом, качеством сборки и частотой отказов. Сово</w:t>
-      </w:r>
-      <w:r>
-        <w:rPr>
-          <w:rFonts w:ascii="Times New Roman" w:hAnsi="Times New Roman"/>
-          <w:sz w:val="28"/>
-          <w:szCs w:val="28"/>
-        </w:rPr>
-        <w:t>купная стоимость владения включает цену устройства, расходных материалов, обслуживания и электроэнергии. Дешёвый принтер может оказаться дороже в эксплуатации из-за дорогих картриджей.</w:t>
+        <w:t>Надёжность принтера обусловлена его ресурсом, качеством сборки и частотой отказов. Совокупная стоимость владения складывается из цены устройства, расходных материалов, обслуживания и электроэнергии. Недорогой принтер в эксплуатации может оказаться дороже из-за стоимости картриджей.</w:t>
       </w:r>
     </w:p>
     <w:p>
@@ -1101,15 +1097,25 @@
           <w:sz w:val="28"/>
           <w:szCs w:val="28"/>
         </w:rPr>
-        <w:t xml:space="preserve">Устройство автоматической </w:t>
-      </w:r>
-      <w:r>
-        <w:rPr>
-          <w:rFonts w:ascii="Times New Roman" w:hAnsi="Times New Roman"/>
-          <w:sz w:val="28"/>
-          <w:szCs w:val="28"/>
-        </w:rPr>
-        <w:t>подачи документов (ADF) позволяет сканировать или копировать многостраничные документы без ручной замены листов. Оно используется в многофункциональных устройствах. ADF бывает односторонним и двусторонним.</w:t>
+        <w:t xml:space="preserve">Устройство автоматической подачи документов (ADF) даёт возможность сканировать и копировать многостраничные документы </w:t>
+      </w:r>
+      <w:proofErr w:type="gramStart"/>
+      <w:r>
+        <w:rPr>
+          <w:rFonts w:ascii="Times New Roman" w:hAnsi="Times New Roman"/>
+          <w:sz w:val="28"/>
+          <w:szCs w:val="28"/>
+        </w:rPr>
+        <w:t>без ручной замены листов</w:t>
+      </w:r>
+      <w:proofErr w:type="gramEnd"/>
+      <w:r>
+        <w:rPr>
+          <w:rFonts w:ascii="Times New Roman" w:hAnsi="Times New Roman"/>
+          <w:sz w:val="28"/>
+          <w:szCs w:val="28"/>
+        </w:rPr>
+        <w:t>. Оно встречается в многофункциональных устройствах. Подача бывает односторонней и двусторонней.</w:t>
       </w:r>
     </w:p>
     <w:p>
@@ -1255,15 +1261,61 @@
           <w:sz w:val="28"/>
           <w:szCs w:val="28"/>
         </w:rPr>
-        <w:t xml:space="preserve">Принтеры </w:t>
-      </w:r>
-      <w:r>
-        <w:rPr>
-          <w:rFonts w:ascii="Times New Roman" w:hAnsi="Times New Roman"/>
-          <w:sz w:val="28"/>
-          <w:szCs w:val="28"/>
-        </w:rPr>
-        <w:t>подключаются через USB, Ethernet, Wi-Fi, Bluetooth и облачные сервисы. Проводные подключения обеспечивают стабильность, беспроводные – удобство. Выбор зависит от инфраструктуры и требований к мобильности.</w:t>
+        <w:t xml:space="preserve">Для подключения принтеров используются USB, </w:t>
+      </w:r>
+      <w:proofErr w:type="spellStart"/>
+      <w:r>
+        <w:rPr>
+          <w:rFonts w:ascii="Times New Roman" w:hAnsi="Times New Roman"/>
+          <w:sz w:val="28"/>
+          <w:szCs w:val="28"/>
+        </w:rPr>
+        <w:t>Ethernet</w:t>
+      </w:r>
+      <w:proofErr w:type="spellEnd"/>
+      <w:r>
+        <w:rPr>
+          <w:rFonts w:ascii="Times New Roman" w:hAnsi="Times New Roman"/>
+          <w:sz w:val="28"/>
+          <w:szCs w:val="28"/>
+        </w:rPr>
+        <w:t xml:space="preserve">, </w:t>
+      </w:r>
+      <w:proofErr w:type="spellStart"/>
+      <w:r>
+        <w:rPr>
+          <w:rFonts w:ascii="Times New Roman" w:hAnsi="Times New Roman"/>
+          <w:sz w:val="28"/>
+          <w:szCs w:val="28"/>
+        </w:rPr>
+        <w:t>Wi-Fi</w:t>
+      </w:r>
+      <w:proofErr w:type="spellEnd"/>
+      <w:r>
+        <w:rPr>
+          <w:rFonts w:ascii="Times New Roman" w:hAnsi="Times New Roman"/>
+          <w:sz w:val="28"/>
+          <w:szCs w:val="28"/>
+        </w:rPr>
+        <w:t xml:space="preserve">, </w:t>
+      </w:r>
+      <w:proofErr w:type="spellStart"/>
+      <w:r>
+        <w:rPr>
+          <w:rFonts w:ascii="Times New Roman" w:hAnsi="Times New Roman"/>
+          <w:sz w:val="28"/>
+          <w:szCs w:val="28"/>
+        </w:rPr>
+        <w:t>Bluetooth</w:t>
+      </w:r>
+      <w:proofErr w:type="spellEnd"/>
+      <w:r>
+        <w:rPr>
+          <w:rFonts w:ascii="Times New Roman" w:hAnsi="Times New Roman"/>
+          <w:sz w:val="28"/>
+          <w:szCs w:val="28"/>
+        </w:rPr>
+        <w:t xml:space="preserve"> и облачные сервисы. Проводные соединения гарантируют стабильность, беспроводные — удобство. Выбор определяется инфраструктурой и требованиями к мобильности.</w:t>
       </w:r>
     </w:p>
     <w:p>
@@ -1387,257 +1439,261 @@
           <w:sz w:val="28"/>
           <w:szCs w:val="28"/>
         </w:rPr>
+        <w:t>ХАРАКТЕРИСТИКИ СТРУЙНЫХ ПРИНТЕРОВ</w:t>
+      </w:r>
+    </w:p>
+    <w:p>
+      <w:pPr>
+        <w:pStyle w:val="Textbody"/>
+        <w:spacing w:line="240" w:lineRule="auto"/>
+        <w:ind w:firstLine="850"/>
+        <w:jc w:val="both"/>
+        <w:rPr>
+          <w:rFonts w:ascii="Times New Roman" w:hAnsi="Times New Roman"/>
+          <w:sz w:val="28"/>
+          <w:szCs w:val="28"/>
+        </w:rPr>
+      </w:pPr>
+      <w:r>
+        <w:rPr>
+          <w:rFonts w:ascii="Times New Roman" w:hAnsi="Times New Roman"/>
+          <w:sz w:val="28"/>
+          <w:szCs w:val="28"/>
+        </w:rPr>
+        <w:t>Струйные принтеры переносят чернила на бумагу через сопла печатающей головки. Они дают высокое качество цветной печати при доступной цене устройства. К основным недостаткам относятся высокая стоимость чернил и риск засыхания головки.</w:t>
+      </w:r>
+    </w:p>
+    <w:p>
+      <w:pPr>
+        <w:pStyle w:val="Textbody"/>
+        <w:spacing w:line="240" w:lineRule="auto"/>
+        <w:ind w:firstLine="850"/>
+        <w:jc w:val="both"/>
+        <w:rPr>
+          <w:rFonts w:ascii="Times New Roman" w:hAnsi="Times New Roman"/>
+          <w:sz w:val="28"/>
+          <w:szCs w:val="28"/>
+        </w:rPr>
+      </w:pPr>
+    </w:p>
+    <w:p>
+      <w:pPr>
+        <w:pStyle w:val="Textbody"/>
+        <w:spacing w:line="240" w:lineRule="auto"/>
+        <w:jc w:val="center"/>
+        <w:rPr>
+          <w:rFonts w:ascii="Times New Roman" w:hAnsi="Times New Roman"/>
+          <w:sz w:val="28"/>
+          <w:szCs w:val="28"/>
+        </w:rPr>
+      </w:pPr>
+      <w:r>
+        <w:rPr>
+          <w:rFonts w:ascii="Times New Roman" w:hAnsi="Times New Roman"/>
+          <w:sz w:val="28"/>
+          <w:szCs w:val="28"/>
+        </w:rPr>
+        <w:t>ЧАСТИ СТРУЙНЫХ ПРИНТЕРОВ</w:t>
+      </w:r>
+    </w:p>
+    <w:p>
+      <w:pPr>
+        <w:pStyle w:val="Textbody"/>
+        <w:spacing w:line="240" w:lineRule="auto"/>
+        <w:ind w:firstLine="850"/>
+        <w:jc w:val="both"/>
+        <w:rPr>
+          <w:rFonts w:ascii="Times New Roman" w:hAnsi="Times New Roman"/>
+          <w:sz w:val="28"/>
+          <w:szCs w:val="28"/>
+        </w:rPr>
+      </w:pPr>
+      <w:r>
+        <w:rPr>
+          <w:rFonts w:ascii="Times New Roman" w:hAnsi="Times New Roman"/>
+          <w:sz w:val="28"/>
+          <w:szCs w:val="28"/>
+        </w:rPr>
+        <w:t>К основным частям струйного принтера относятся печатающая головка, картриджи, каретка, ролики подачи бумаги и блок управления. Головка может быть встроена как в картридж, так и в принтер. Каретка перемещает головку вдоль листа.</w:t>
+      </w:r>
+    </w:p>
+    <w:p>
+      <w:pPr>
+        <w:pStyle w:val="Textbody"/>
+        <w:spacing w:line="240" w:lineRule="auto"/>
+        <w:ind w:firstLine="850"/>
+        <w:jc w:val="both"/>
+        <w:rPr>
+          <w:rFonts w:ascii="Times New Roman" w:hAnsi="Times New Roman"/>
+          <w:sz w:val="28"/>
+          <w:szCs w:val="28"/>
+        </w:rPr>
+      </w:pPr>
+    </w:p>
+    <w:p>
+      <w:pPr>
+        <w:pStyle w:val="Textbody"/>
+        <w:spacing w:line="240" w:lineRule="auto"/>
+        <w:jc w:val="center"/>
+        <w:rPr>
+          <w:rFonts w:ascii="Times New Roman" w:hAnsi="Times New Roman"/>
+          <w:sz w:val="28"/>
+          <w:szCs w:val="28"/>
+        </w:rPr>
+      </w:pPr>
+      <w:r>
+        <w:rPr>
+          <w:rFonts w:ascii="Times New Roman" w:hAnsi="Times New Roman"/>
+          <w:sz w:val="28"/>
+          <w:szCs w:val="28"/>
+        </w:rPr>
+        <w:t>ХАРАКТЕРИСТИКИ ЛАЗЕРНЫХ ПРИНТЕРОВ</w:t>
+      </w:r>
+    </w:p>
+    <w:p>
+      <w:pPr>
+        <w:pStyle w:val="Textbody"/>
+        <w:spacing w:line="240" w:lineRule="auto"/>
+        <w:ind w:firstLine="850"/>
+        <w:jc w:val="both"/>
+        <w:rPr>
+          <w:rFonts w:ascii="Times New Roman" w:hAnsi="Times New Roman"/>
+          <w:sz w:val="28"/>
+          <w:szCs w:val="28"/>
+        </w:rPr>
+      </w:pPr>
+      <w:r>
+        <w:rPr>
+          <w:rFonts w:ascii="Times New Roman" w:hAnsi="Times New Roman"/>
+          <w:sz w:val="28"/>
+          <w:szCs w:val="28"/>
+        </w:rPr>
+        <w:t>В лазерных принтерах изображение формируется с помощью тонера и электростатического процесса. Они обеспечивают высокую скорость и низкую стоимость страницы при значительных объёмах печати. Качество отпечатка стабильно и устойчиво к смазыванию.</w:t>
+      </w:r>
+    </w:p>
+    <w:p>
+      <w:pPr>
+        <w:pStyle w:val="Textbody"/>
+        <w:spacing w:line="240" w:lineRule="auto"/>
+        <w:ind w:firstLine="850"/>
+        <w:jc w:val="both"/>
+        <w:rPr>
+          <w:rFonts w:ascii="Times New Roman" w:hAnsi="Times New Roman"/>
+          <w:sz w:val="28"/>
+          <w:szCs w:val="28"/>
+        </w:rPr>
+      </w:pPr>
+    </w:p>
+    <w:p>
+      <w:pPr>
+        <w:pStyle w:val="Textbody"/>
+        <w:spacing w:line="240" w:lineRule="auto"/>
+        <w:jc w:val="center"/>
+        <w:rPr>
+          <w:rFonts w:ascii="Times New Roman" w:hAnsi="Times New Roman"/>
+          <w:sz w:val="28"/>
+          <w:szCs w:val="28"/>
+        </w:rPr>
+      </w:pPr>
+      <w:r>
+        <w:rPr>
+          <w:rFonts w:ascii="Times New Roman" w:hAnsi="Times New Roman"/>
+          <w:sz w:val="28"/>
+          <w:szCs w:val="28"/>
+        </w:rPr>
+        <w:t>ЧАСТИ ЛАЗЕРНЫХ ПРИНТЕРОВ</w:t>
+      </w:r>
+    </w:p>
+    <w:p>
+      <w:pPr>
+        <w:pStyle w:val="Textbody"/>
+        <w:spacing w:line="240" w:lineRule="auto"/>
+        <w:ind w:firstLine="850"/>
+        <w:jc w:val="both"/>
+        <w:rPr>
+          <w:rFonts w:ascii="Times New Roman" w:hAnsi="Times New Roman"/>
+          <w:sz w:val="28"/>
+          <w:szCs w:val="28"/>
+        </w:rPr>
+      </w:pPr>
+      <w:r>
+        <w:rPr>
+          <w:rFonts w:ascii="Times New Roman" w:hAnsi="Times New Roman"/>
+          <w:sz w:val="28"/>
+          <w:szCs w:val="28"/>
+        </w:rPr>
+        <w:t xml:space="preserve">Основу лазерного принтера составляют </w:t>
+      </w:r>
+      <w:proofErr w:type="spellStart"/>
+      <w:r>
+        <w:rPr>
+          <w:rFonts w:ascii="Times New Roman" w:hAnsi="Times New Roman"/>
+          <w:sz w:val="28"/>
+          <w:szCs w:val="28"/>
+        </w:rPr>
+        <w:t>фотобарабан</w:t>
+      </w:r>
+      <w:proofErr w:type="spellEnd"/>
+      <w:r>
+        <w:rPr>
+          <w:rFonts w:ascii="Times New Roman" w:hAnsi="Times New Roman"/>
+          <w:sz w:val="28"/>
+          <w:szCs w:val="28"/>
+        </w:rPr>
+        <w:t xml:space="preserve">, лазерный блок, тонер-картридж, ролик переноса, печка и блок управления. В печке тонер закрепляется на бумаге под воздействием температуры. </w:t>
+      </w:r>
+      <w:proofErr w:type="spellStart"/>
+      <w:r>
+        <w:rPr>
+          <w:rFonts w:ascii="Times New Roman" w:hAnsi="Times New Roman"/>
+          <w:sz w:val="28"/>
+          <w:szCs w:val="28"/>
+        </w:rPr>
+        <w:t>Фотобарабан</w:t>
+      </w:r>
+      <w:proofErr w:type="spellEnd"/>
+      <w:r>
+        <w:rPr>
+          <w:rFonts w:ascii="Times New Roman" w:hAnsi="Times New Roman"/>
+          <w:sz w:val="28"/>
+          <w:szCs w:val="28"/>
+        </w:rPr>
+        <w:t xml:space="preserve"> отвечает за формирование скрытого изображения.</w:t>
+      </w:r>
+    </w:p>
+    <w:p>
+      <w:pPr>
+        <w:pStyle w:val="Textbody"/>
+        <w:spacing w:line="240" w:lineRule="auto"/>
+        <w:ind w:firstLine="850"/>
+        <w:jc w:val="both"/>
+        <w:rPr>
+          <w:rFonts w:ascii="Times New Roman" w:hAnsi="Times New Roman"/>
+          <w:sz w:val="28"/>
+          <w:szCs w:val="28"/>
+        </w:rPr>
+      </w:pPr>
+    </w:p>
+    <w:p>
+      <w:pPr>
+        <w:pStyle w:val="Textbody"/>
+        <w:spacing w:line="240" w:lineRule="auto"/>
+        <w:jc w:val="both"/>
+        <w:rPr>
+          <w:rFonts w:ascii="Times New Roman" w:hAnsi="Times New Roman"/>
+          <w:sz w:val="28"/>
+          <w:szCs w:val="28"/>
+        </w:rPr>
+      </w:pPr>
+      <w:r>
+        <w:rPr>
+          <w:rFonts w:ascii="Times New Roman" w:hAnsi="Times New Roman"/>
+          <w:noProof/>
+          <w:sz w:val="28"/>
+          <w:szCs w:val="28"/>
+          <w:lang w:eastAsia="ru-RU" w:bidi="ar-SA"/>
+        </w:rPr>
         <w:lastRenderedPageBreak/>
-        <w:t>ХАРАКТЕРИСТИКИ СТРУЙНЫХ ПРИНТЕРОВ</w:t>
-      </w:r>
-    </w:p>
-    <w:p>
-      <w:pPr>
-        <w:pStyle w:val="Textbody"/>
-        <w:spacing w:line="240" w:lineRule="auto"/>
-        <w:ind w:firstLine="850"/>
-        <w:jc w:val="both"/>
-        <w:rPr>
-          <w:rFonts w:ascii="Times New Roman" w:hAnsi="Times New Roman"/>
-          <w:sz w:val="28"/>
-          <w:szCs w:val="28"/>
-        </w:rPr>
-      </w:pPr>
-      <w:r>
-        <w:rPr>
-          <w:rFonts w:ascii="Times New Roman" w:hAnsi="Times New Roman"/>
-          <w:sz w:val="28"/>
-          <w:szCs w:val="28"/>
-        </w:rPr>
-        <w:t>Струй</w:t>
-      </w:r>
-      <w:r>
-        <w:rPr>
-          <w:rFonts w:ascii="Times New Roman" w:hAnsi="Times New Roman"/>
-          <w:sz w:val="28"/>
-          <w:szCs w:val="28"/>
-        </w:rPr>
-        <w:t>ные принтеры наносят чернила через сопла печатающей головки. Они обеспечивают высокое качество цветной печати и доступную цену устройства. Основные недостатки – высокая стоимость чернил и риск засыхания головки.</w:t>
-      </w:r>
-    </w:p>
-    <w:p>
-      <w:pPr>
-        <w:pStyle w:val="Textbody"/>
-        <w:spacing w:line="240" w:lineRule="auto"/>
-        <w:ind w:firstLine="850"/>
-        <w:jc w:val="both"/>
-        <w:rPr>
-          <w:rFonts w:ascii="Times New Roman" w:hAnsi="Times New Roman"/>
-          <w:sz w:val="28"/>
-          <w:szCs w:val="28"/>
-        </w:rPr>
-      </w:pPr>
-    </w:p>
-    <w:p>
-      <w:pPr>
-        <w:pStyle w:val="Textbody"/>
-        <w:spacing w:line="240" w:lineRule="auto"/>
-        <w:jc w:val="center"/>
-        <w:rPr>
-          <w:rFonts w:ascii="Times New Roman" w:hAnsi="Times New Roman"/>
-          <w:sz w:val="28"/>
-          <w:szCs w:val="28"/>
-        </w:rPr>
-      </w:pPr>
-      <w:r>
-        <w:rPr>
-          <w:rFonts w:ascii="Times New Roman" w:hAnsi="Times New Roman"/>
-          <w:sz w:val="28"/>
-          <w:szCs w:val="28"/>
-        </w:rPr>
-        <w:t>ЧАСТИ СТРУЙНЫХ ПРИНТЕРОВ</w:t>
-      </w:r>
-    </w:p>
-    <w:p>
-      <w:pPr>
-        <w:pStyle w:val="Textbody"/>
-        <w:spacing w:line="240" w:lineRule="auto"/>
-        <w:ind w:firstLine="850"/>
-        <w:jc w:val="both"/>
-        <w:rPr>
-          <w:rFonts w:ascii="Times New Roman" w:hAnsi="Times New Roman"/>
-          <w:sz w:val="28"/>
-          <w:szCs w:val="28"/>
-        </w:rPr>
-      </w:pPr>
-      <w:r>
-        <w:rPr>
-          <w:rFonts w:ascii="Times New Roman" w:hAnsi="Times New Roman"/>
-          <w:sz w:val="28"/>
-          <w:szCs w:val="28"/>
-        </w:rPr>
-        <w:t>Основные части стр</w:t>
-      </w:r>
-      <w:r>
-        <w:rPr>
-          <w:rFonts w:ascii="Times New Roman" w:hAnsi="Times New Roman"/>
-          <w:sz w:val="28"/>
-          <w:szCs w:val="28"/>
-        </w:rPr>
-        <w:t>уйного принтера – печатающая головка, картриджи, каретка, ролики подачи бумаги и блок управления. Печатающая головка может быть встроена в картридж или в принтер. Каретка перемещает головку вдоль листа.</w:t>
-      </w:r>
-    </w:p>
-    <w:p>
-      <w:pPr>
-        <w:pStyle w:val="Textbody"/>
-        <w:spacing w:line="240" w:lineRule="auto"/>
-        <w:ind w:firstLine="850"/>
-        <w:jc w:val="both"/>
-        <w:rPr>
-          <w:rFonts w:ascii="Times New Roman" w:hAnsi="Times New Roman"/>
-          <w:sz w:val="28"/>
-          <w:szCs w:val="28"/>
-        </w:rPr>
-      </w:pPr>
-    </w:p>
-    <w:p>
-      <w:pPr>
-        <w:pStyle w:val="Textbody"/>
-        <w:spacing w:line="240" w:lineRule="auto"/>
-        <w:jc w:val="center"/>
-        <w:rPr>
-          <w:rFonts w:ascii="Times New Roman" w:hAnsi="Times New Roman"/>
-          <w:sz w:val="28"/>
-          <w:szCs w:val="28"/>
-        </w:rPr>
-      </w:pPr>
-      <w:r>
-        <w:rPr>
-          <w:rFonts w:ascii="Times New Roman" w:hAnsi="Times New Roman"/>
-          <w:sz w:val="28"/>
-          <w:szCs w:val="28"/>
-        </w:rPr>
-        <w:t>ХАРАКТЕРИСТИКИ ЛАЗЕРНЫХ ПРИНТЕРОВ</w:t>
-      </w:r>
-    </w:p>
-    <w:p>
-      <w:pPr>
-        <w:pStyle w:val="Textbody"/>
-        <w:spacing w:line="240" w:lineRule="auto"/>
-        <w:ind w:firstLine="850"/>
-        <w:jc w:val="both"/>
-        <w:rPr>
-          <w:rFonts w:ascii="Times New Roman" w:hAnsi="Times New Roman"/>
-          <w:sz w:val="28"/>
-          <w:szCs w:val="28"/>
-        </w:rPr>
-      </w:pPr>
-      <w:r>
-        <w:rPr>
-          <w:rFonts w:ascii="Times New Roman" w:hAnsi="Times New Roman"/>
-          <w:sz w:val="28"/>
-          <w:szCs w:val="28"/>
-        </w:rPr>
-        <w:t xml:space="preserve">Лазерные принтеры </w:t>
-      </w:r>
-      <w:r>
-        <w:rPr>
-          <w:rFonts w:ascii="Times New Roman" w:hAnsi="Times New Roman"/>
-          <w:sz w:val="28"/>
-          <w:szCs w:val="28"/>
-        </w:rPr>
-        <w:t>используют тонер и электростатический процесс для формирования изображения. Они обеспечивают высокую скорость и низкую стоимость страницы при больших объёмах. Качество печати стабильно и устойчиво к смазыванию.</w:t>
-      </w:r>
-    </w:p>
-    <w:p>
-      <w:pPr>
-        <w:pStyle w:val="Textbody"/>
-        <w:spacing w:line="240" w:lineRule="auto"/>
-        <w:ind w:firstLine="850"/>
-        <w:jc w:val="both"/>
-        <w:rPr>
-          <w:rFonts w:ascii="Times New Roman" w:hAnsi="Times New Roman"/>
-          <w:sz w:val="28"/>
-          <w:szCs w:val="28"/>
-        </w:rPr>
-      </w:pPr>
-    </w:p>
-    <w:p>
-      <w:pPr>
-        <w:pStyle w:val="Textbody"/>
-        <w:spacing w:line="240" w:lineRule="auto"/>
-        <w:jc w:val="center"/>
-        <w:rPr>
-          <w:rFonts w:ascii="Times New Roman" w:hAnsi="Times New Roman"/>
-          <w:sz w:val="28"/>
-          <w:szCs w:val="28"/>
-        </w:rPr>
-      </w:pPr>
-      <w:r>
-        <w:rPr>
-          <w:rFonts w:ascii="Times New Roman" w:hAnsi="Times New Roman"/>
-          <w:sz w:val="28"/>
-          <w:szCs w:val="28"/>
-        </w:rPr>
-        <w:t>ЧАСТИ ЛАЗЕРНЫХ ПРИНТЕРОВ</w:t>
-      </w:r>
-    </w:p>
-    <w:p>
-      <w:pPr>
-        <w:pStyle w:val="Textbody"/>
-        <w:spacing w:line="240" w:lineRule="auto"/>
-        <w:ind w:firstLine="850"/>
-        <w:jc w:val="both"/>
-        <w:rPr>
-          <w:rFonts w:ascii="Times New Roman" w:hAnsi="Times New Roman"/>
-          <w:sz w:val="28"/>
-          <w:szCs w:val="28"/>
-        </w:rPr>
-      </w:pPr>
-      <w:r>
-        <w:rPr>
-          <w:rFonts w:ascii="Times New Roman" w:hAnsi="Times New Roman"/>
-          <w:sz w:val="28"/>
-          <w:szCs w:val="28"/>
-        </w:rPr>
-        <w:t>Основные части лазе</w:t>
-      </w:r>
-      <w:r>
-        <w:rPr>
-          <w:rFonts w:ascii="Times New Roman" w:hAnsi="Times New Roman"/>
-          <w:sz w:val="28"/>
-          <w:szCs w:val="28"/>
-        </w:rPr>
-        <w:t>рного принтера – фотобарабан, лазерный блок, тонер-картридж, ролик переноса, печка и блок управления. Печка закрепляет тонер на бумаге под воздействием температуры. Фотобарабан формирует скрытое изображение.</w:t>
-      </w:r>
-    </w:p>
-    <w:p>
-      <w:pPr>
-        <w:pStyle w:val="Textbody"/>
-        <w:spacing w:line="240" w:lineRule="auto"/>
-        <w:ind w:firstLine="850"/>
-        <w:jc w:val="both"/>
-        <w:rPr>
-          <w:rFonts w:ascii="Times New Roman" w:hAnsi="Times New Roman"/>
-          <w:sz w:val="28"/>
-          <w:szCs w:val="28"/>
-        </w:rPr>
-      </w:pPr>
-    </w:p>
-    <w:p>
-      <w:pPr>
-        <w:pStyle w:val="Textbody"/>
-        <w:spacing w:line="240" w:lineRule="auto"/>
-        <w:jc w:val="both"/>
-        <w:rPr>
-          <w:rFonts w:ascii="Times New Roman" w:hAnsi="Times New Roman"/>
-          <w:sz w:val="28"/>
-          <w:szCs w:val="28"/>
-        </w:rPr>
-      </w:pPr>
-      <w:r>
-        <w:rPr>
-          <w:rFonts w:ascii="Times New Roman" w:hAnsi="Times New Roman"/>
-          <w:noProof/>
-          <w:sz w:val="28"/>
-          <w:szCs w:val="28"/>
-          <w:lang w:eastAsia="ru-RU" w:bidi="ar-SA"/>
-        </w:rPr>
         <w:drawing>
           <wp:inline distT="0" distB="0" distL="0" distR="0">
             <wp:extent cx="6120000" cy="3074040"/>
@@ -1695,7 +1751,6 @@
           <w:sz w:val="28"/>
           <w:szCs w:val="28"/>
         </w:rPr>
-        <w:lastRenderedPageBreak/>
         <w:t>Рис. 3.</w:t>
       </w:r>
     </w:p>
@@ -1749,15 +1804,25 @@
           <w:sz w:val="28"/>
           <w:szCs w:val="28"/>
         </w:rPr>
-        <w:t>Лазер</w:t>
-      </w:r>
-      <w:r>
-        <w:rPr>
-          <w:rFonts w:ascii="Times New Roman" w:hAnsi="Times New Roman"/>
-          <w:sz w:val="28"/>
-          <w:szCs w:val="28"/>
-        </w:rPr>
-        <w:t>ная печать включает несколько этапов: зарядка фотобарабана, экспонирование лазером, проявление тонером, перенос на бумагу, закрепление в печке и очистка барабана. Каждый этап влияет на качество отпечатка. Нарушение любого из них приводит к дефектам печати.</w:t>
+        <w:t xml:space="preserve">Процесс лазерной печати состоит из нескольких этапов: зарядка </w:t>
+      </w:r>
+      <w:proofErr w:type="spellStart"/>
+      <w:r>
+        <w:rPr>
+          <w:rFonts w:ascii="Times New Roman" w:hAnsi="Times New Roman"/>
+          <w:sz w:val="28"/>
+          <w:szCs w:val="28"/>
+        </w:rPr>
+        <w:t>фотобарабана</w:t>
+      </w:r>
+      <w:proofErr w:type="spellEnd"/>
+      <w:r>
+        <w:rPr>
+          <w:rFonts w:ascii="Times New Roman" w:hAnsi="Times New Roman"/>
+          <w:sz w:val="28"/>
+          <w:szCs w:val="28"/>
+        </w:rPr>
+        <w:t>, экспонирование лазером, проявление тонером, перенос на бумагу, закрепление в печке и очистка барабана. Каждый этап сказывается на качестве отпечатка. Сбой любого из них приводит к дефектам печати.</w:t>
       </w:r>
     </w:p>
     <w:p>
@@ -1868,6 +1933,7 @@
           <w:sz w:val="28"/>
           <w:szCs w:val="28"/>
         </w:rPr>
+        <w:lastRenderedPageBreak/>
         <w:t>ХАРАКТЕРИСТИКИ ТЕРМОПРИНТЕРОВ</w:t>
       </w:r>
     </w:p>
@@ -1889,15 +1955,25 @@
           <w:sz w:val="28"/>
           <w:szCs w:val="28"/>
         </w:rPr>
-        <w:t>Термопринтеры используют нагревательные элементы для формирования изображения на термобумаге или через термотрансферную ленту. Они применяются в кассовых аппаратах, этикетках и билетах. Основные преимущества – прос</w:t>
-      </w:r>
-      <w:r>
-        <w:rPr>
-          <w:rFonts w:ascii="Times New Roman" w:hAnsi="Times New Roman"/>
-          <w:sz w:val="28"/>
-          <w:szCs w:val="28"/>
-        </w:rPr>
-        <w:t>тота, низкая стоимость и отсутствие чернил.</w:t>
+        <w:t xml:space="preserve">Термопринтеры формируют изображение нагревательными элементами на термобумаге либо через </w:t>
+      </w:r>
+      <w:proofErr w:type="spellStart"/>
+      <w:r>
+        <w:rPr>
+          <w:rFonts w:ascii="Times New Roman" w:hAnsi="Times New Roman"/>
+          <w:sz w:val="28"/>
+          <w:szCs w:val="28"/>
+        </w:rPr>
+        <w:t>термотрансферную</w:t>
+      </w:r>
+      <w:proofErr w:type="spellEnd"/>
+      <w:r>
+        <w:rPr>
+          <w:rFonts w:ascii="Times New Roman" w:hAnsi="Times New Roman"/>
+          <w:sz w:val="28"/>
+          <w:szCs w:val="28"/>
+        </w:rPr>
+        <w:t xml:space="preserve"> ленту. Они распространены в кассовых аппаратах, при печати этикеток и билетов. Их преимущества — простота, низкая стоимость и отсутствие чернил.</w:t>
       </w:r>
     </w:p>
     <w:p>
@@ -1951,15 +2027,7 @@
           <w:sz w:val="28"/>
           <w:szCs w:val="28"/>
         </w:rPr>
-        <w:t>Ударные принтеры наносят изображение механическим ударом через красящую ленту. К ним относятся матричные принтеры, используемые для печати многослойных документов. Они шумн</w:t>
-      </w:r>
-      <w:r>
-        <w:rPr>
-          <w:rFonts w:ascii="Times New Roman" w:hAnsi="Times New Roman"/>
-          <w:sz w:val="28"/>
-          <w:szCs w:val="28"/>
-        </w:rPr>
-        <w:t>ы и медленны, но неприхотливы и долговечны.</w:t>
+        <w:t>Ударные принтеры создают изображение механическим ударом через красящую ленту. К этой группе относятся матричные принтеры, применяемые для печати многослойных документов. Они шумны и медленны, однако неприхотливы и долговечны.</w:t>
       </w:r>
     </w:p>
     <w:p>
@@ -1994,7 +2062,6 @@
           <w:szCs w:val="28"/>
           <w:lang w:eastAsia="ru-RU" w:bidi="ar-SA"/>
         </w:rPr>
-        <w:lastRenderedPageBreak/>
         <w:drawing>
           <wp:inline distT="0" distB="0" distL="0" distR="0">
             <wp:extent cx="6120000" cy="3068280"/>
@@ -2105,15 +2172,7 @@
           <w:sz w:val="28"/>
           <w:szCs w:val="28"/>
         </w:rPr>
-        <w:t>Виртуальные принтеры не являются физическими устройствами и создают файлы вместо бумажных копий. Они используются для печати в PDF, XPS или факс. Виртуальный принт</w:t>
-      </w:r>
-      <w:r>
-        <w:rPr>
-          <w:rFonts w:ascii="Times New Roman" w:hAnsi="Times New Roman"/>
-          <w:sz w:val="28"/>
-          <w:szCs w:val="28"/>
-        </w:rPr>
-        <w:t>ер устанавливается как драйвер и доступен в списке устройств.</w:t>
+        <w:t>Виртуальные принтеры физическими устройствами не являются и формируют файлы вместо бумажных копий. Они служат для печати в PDF, XPS или факс. Такой принтер устанавливается как драйвер и отображается в списке устройств.</w:t>
       </w:r>
     </w:p>
     <w:p>
@@ -2179,15 +2238,16 @@
           <w:sz w:val="28"/>
           <w:szCs w:val="28"/>
         </w:rPr>
-        <w:t xml:space="preserve">Облачная печать позволяет отправлять документы на принтер через Интернет с любого устройства. Она требует регистрации в сервисе и поддержки со стороны принтера. Это удобно для </w:t>
-      </w:r>
-      <w:r>
-        <w:rPr>
-          <w:rFonts w:ascii="Times New Roman" w:hAnsi="Times New Roman"/>
-          <w:sz w:val="28"/>
-          <w:szCs w:val="28"/>
-        </w:rPr>
-        <w:t>мобильных пользователей и распределённых офисов.</w:t>
+        <w:t xml:space="preserve">Облачная печать даёт возможность отправлять документы на принтер через Интернет с любого устройства. Она предполагает регистрацию в сервисе и </w:t>
+      </w:r>
+      <w:r>
+        <w:rPr>
+          <w:rFonts w:ascii="Times New Roman" w:hAnsi="Times New Roman"/>
+          <w:sz w:val="28"/>
+          <w:szCs w:val="28"/>
+        </w:rPr>
+        <w:lastRenderedPageBreak/>
+        <w:t>поддержку со стороны принтера. Такое решение удобно мобильным пользователям и распределённым офисам.</w:t>
       </w:r>
     </w:p>
     <w:p>
@@ -2222,7 +2282,6 @@
           <w:szCs w:val="28"/>
           <w:lang w:eastAsia="ru-RU" w:bidi="ar-SA"/>
         </w:rPr>
-        <w:lastRenderedPageBreak/>
         <w:drawing>
           <wp:inline distT="0" distB="0" distL="0" distR="0">
             <wp:extent cx="6120000" cy="2764080"/>
@@ -2333,15 +2392,25 @@
           <w:sz w:val="28"/>
           <w:szCs w:val="28"/>
         </w:rPr>
-        <w:t>3D-принтеры создают физические объекты послойно из пластика, смолы или металла. Основные технологии – FDM и SLA. Они применяются в прототипировании, медицине и образов</w:t>
-      </w:r>
-      <w:r>
-        <w:rPr>
-          <w:rFonts w:ascii="Times New Roman" w:hAnsi="Times New Roman"/>
-          <w:sz w:val="28"/>
-          <w:szCs w:val="28"/>
-        </w:rPr>
-        <w:t>ании.</w:t>
+        <w:t xml:space="preserve">3D-принтеры формируют физические объекты послойно из пластика, смолы или металла. Основные технологии — FDM и SLA. Область применения — </w:t>
+      </w:r>
+      <w:proofErr w:type="spellStart"/>
+      <w:r>
+        <w:rPr>
+          <w:rFonts w:ascii="Times New Roman" w:hAnsi="Times New Roman"/>
+          <w:sz w:val="28"/>
+          <w:szCs w:val="28"/>
+        </w:rPr>
+        <w:t>прототипирование</w:t>
+      </w:r>
+      <w:proofErr w:type="spellEnd"/>
+      <w:r>
+        <w:rPr>
+          <w:rFonts w:ascii="Times New Roman" w:hAnsi="Times New Roman"/>
+          <w:sz w:val="28"/>
+          <w:szCs w:val="28"/>
+        </w:rPr>
+        <w:t>, медицина и образование.</w:t>
       </w:r>
     </w:p>
     <w:p>
@@ -2474,62 +2543,26 @@
           <w:sz w:val="28"/>
           <w:szCs w:val="28"/>
         </w:rPr>
-        <w:t>Установка принтера включает физическое подключение, установку драйверов и настройку параметров. В Windows используется мастер добавления устройств. После установки рекомендуется напечатать тестовую страницу.</w:t>
-      </w:r>
-    </w:p>
-    <w:p>
-      <w:pPr>
-        <w:pStyle w:val="Textbody"/>
-        <w:spacing w:line="240" w:lineRule="auto"/>
-        <w:ind w:firstLine="850"/>
-        <w:jc w:val="both"/>
-        <w:rPr>
-          <w:rFonts w:ascii="Times New Roman" w:hAnsi="Times New Roman"/>
-          <w:sz w:val="28"/>
-          <w:szCs w:val="28"/>
-        </w:rPr>
-      </w:pPr>
-    </w:p>
-    <w:p>
-      <w:pPr>
-        <w:pStyle w:val="Textbody"/>
-        <w:spacing w:line="240" w:lineRule="auto"/>
-        <w:jc w:val="center"/>
-        <w:rPr>
-          <w:rFonts w:ascii="Times New Roman" w:hAnsi="Times New Roman"/>
-          <w:sz w:val="28"/>
-          <w:szCs w:val="28"/>
-        </w:rPr>
-      </w:pPr>
-      <w:r>
-        <w:rPr>
-          <w:rFonts w:ascii="Times New Roman" w:hAnsi="Times New Roman"/>
-          <w:sz w:val="28"/>
-          <w:szCs w:val="28"/>
-        </w:rPr>
-        <w:t xml:space="preserve">ФУНКЦИИ </w:t>
-      </w:r>
-      <w:r>
-        <w:rPr>
-          <w:rFonts w:ascii="Times New Roman" w:hAnsi="Times New Roman"/>
-          <w:sz w:val="28"/>
-          <w:szCs w:val="28"/>
-        </w:rPr>
-        <w:t>ТЕСТИРОВАНИЯ ПРИНТЕРА</w:t>
-      </w:r>
-    </w:p>
-    <w:p>
-      <w:pPr>
-        <w:pStyle w:val="Textbody"/>
-        <w:spacing w:line="240" w:lineRule="auto"/>
-        <w:ind w:firstLine="850"/>
-        <w:jc w:val="both"/>
-        <w:rPr>
-          <w:rFonts w:ascii="Times New Roman" w:hAnsi="Times New Roman"/>
-          <w:sz w:val="28"/>
-          <w:szCs w:val="28"/>
-        </w:rPr>
-      </w:pPr>
+        <w:t xml:space="preserve">Установка принтера охватывает физическое подключение, инсталляцию драйверов и настройку параметров. В </w:t>
+      </w:r>
+      <w:proofErr w:type="spellStart"/>
+      <w:r>
+        <w:rPr>
+          <w:rFonts w:ascii="Times New Roman" w:hAnsi="Times New Roman"/>
+          <w:sz w:val="28"/>
+          <w:szCs w:val="28"/>
+        </w:rPr>
+        <w:t>Windows</w:t>
+      </w:r>
+      <w:proofErr w:type="spellEnd"/>
+      <w:r>
+        <w:rPr>
+          <w:rFonts w:ascii="Times New Roman" w:hAnsi="Times New Roman"/>
+          <w:sz w:val="28"/>
+          <w:szCs w:val="28"/>
+        </w:rPr>
+        <w:t xml:space="preserve"> для этого служит мастер </w:t>
+      </w:r>
       <w:r>
         <w:rPr>
           <w:rFonts w:ascii="Times New Roman" w:hAnsi="Times New Roman"/>
@@ -2537,69 +2570,133 @@
           <w:szCs w:val="28"/>
         </w:rPr>
         <w:lastRenderedPageBreak/>
-        <w:t>Тестирование принтера позволяет проверить качество печати, работу всех узлов и правильность настройки. Встроенные утилиты выполняют калибровку и очистку головок. Тестовая страница выявляет дефекты и несоответствия.</w:t>
-      </w:r>
-    </w:p>
-    <w:p>
-      <w:pPr>
-        <w:pStyle w:val="Textbody"/>
-        <w:spacing w:line="240" w:lineRule="auto"/>
-        <w:ind w:firstLine="850"/>
-        <w:jc w:val="both"/>
-        <w:rPr>
-          <w:rFonts w:ascii="Times New Roman" w:hAnsi="Times New Roman"/>
-          <w:sz w:val="28"/>
-          <w:szCs w:val="28"/>
-        </w:rPr>
-      </w:pPr>
-    </w:p>
-    <w:p>
-      <w:pPr>
-        <w:pStyle w:val="Textbody"/>
-        <w:spacing w:line="240" w:lineRule="auto"/>
-        <w:jc w:val="center"/>
-        <w:rPr>
-          <w:rFonts w:ascii="Times New Roman" w:hAnsi="Times New Roman"/>
-          <w:sz w:val="28"/>
-          <w:szCs w:val="28"/>
-        </w:rPr>
-      </w:pPr>
-      <w:r>
-        <w:rPr>
-          <w:rFonts w:ascii="Times New Roman" w:hAnsi="Times New Roman"/>
-          <w:sz w:val="28"/>
-          <w:szCs w:val="28"/>
-        </w:rPr>
-        <w:t>УСТАНОВКА ПРИНТЕРА</w:t>
-      </w:r>
-      <w:r>
-        <w:rPr>
-          <w:rFonts w:ascii="Times New Roman" w:hAnsi="Times New Roman"/>
-          <w:sz w:val="28"/>
-          <w:szCs w:val="28"/>
-        </w:rPr>
-        <w:t xml:space="preserve"> ДЛЯ WINDOWS</w:t>
-      </w:r>
-    </w:p>
-    <w:p>
-      <w:pPr>
-        <w:pStyle w:val="Textbody"/>
-        <w:spacing w:line="240" w:lineRule="auto"/>
-        <w:ind w:firstLine="850"/>
-        <w:jc w:val="both"/>
-        <w:rPr>
-          <w:rFonts w:ascii="Times New Roman" w:hAnsi="Times New Roman"/>
-          <w:sz w:val="28"/>
-          <w:szCs w:val="28"/>
-        </w:rPr>
-      </w:pPr>
-      <w:r>
-        <w:rPr>
-          <w:rFonts w:ascii="Times New Roman" w:hAnsi="Times New Roman"/>
-          <w:sz w:val="28"/>
-          <w:szCs w:val="28"/>
-        </w:rPr>
-        <w:t>В Windows принтер добавляется через «Параметры» или «Панель управления». Мастер автоматически находит устройство и устанавливает драйвер. При необходимости драйвер загружается с сайта производителя.</w:t>
+        <w:t>добавления устройств. После установки рекомендуется выполнить печать тестовой страницы.</w:t>
+      </w:r>
+    </w:p>
+    <w:p>
+      <w:pPr>
+        <w:pStyle w:val="Textbody"/>
+        <w:spacing w:line="240" w:lineRule="auto"/>
+        <w:ind w:firstLine="850"/>
+        <w:jc w:val="both"/>
+        <w:rPr>
+          <w:rFonts w:ascii="Times New Roman" w:hAnsi="Times New Roman"/>
+          <w:sz w:val="28"/>
+          <w:szCs w:val="28"/>
+        </w:rPr>
+      </w:pPr>
+    </w:p>
+    <w:p>
+      <w:pPr>
+        <w:pStyle w:val="Textbody"/>
+        <w:spacing w:line="240" w:lineRule="auto"/>
+        <w:jc w:val="center"/>
+        <w:rPr>
+          <w:rFonts w:ascii="Times New Roman" w:hAnsi="Times New Roman"/>
+          <w:sz w:val="28"/>
+          <w:szCs w:val="28"/>
+        </w:rPr>
+      </w:pPr>
+      <w:r>
+        <w:rPr>
+          <w:rFonts w:ascii="Times New Roman" w:hAnsi="Times New Roman"/>
+          <w:sz w:val="28"/>
+          <w:szCs w:val="28"/>
+        </w:rPr>
+        <w:t>ФУНКЦИИ ТЕСТИРОВАНИЯ ПРИНТЕРА</w:t>
+      </w:r>
+    </w:p>
+    <w:p>
+      <w:pPr>
+        <w:pStyle w:val="Textbody"/>
+        <w:spacing w:line="240" w:lineRule="auto"/>
+        <w:ind w:firstLine="850"/>
+        <w:jc w:val="both"/>
+        <w:rPr>
+          <w:rFonts w:ascii="Times New Roman" w:hAnsi="Times New Roman"/>
+          <w:sz w:val="28"/>
+          <w:szCs w:val="28"/>
+        </w:rPr>
+      </w:pPr>
+      <w:r>
+        <w:rPr>
+          <w:rFonts w:ascii="Times New Roman" w:hAnsi="Times New Roman"/>
+          <w:sz w:val="28"/>
+          <w:szCs w:val="28"/>
+        </w:rPr>
+        <w:t>Тестирование принтера даёт возможность проверить качество печати, исправность всех узлов и корректность настройки. Встроенные утилиты выполняют калибровку и очистку головок. Тестовая страница помогает выявить дефекты и несоответствия.</w:t>
+      </w:r>
+    </w:p>
+    <w:p>
+      <w:pPr>
+        <w:pStyle w:val="Textbody"/>
+        <w:spacing w:line="240" w:lineRule="auto"/>
+        <w:ind w:firstLine="850"/>
+        <w:jc w:val="both"/>
+        <w:rPr>
+          <w:rFonts w:ascii="Times New Roman" w:hAnsi="Times New Roman"/>
+          <w:sz w:val="28"/>
+          <w:szCs w:val="28"/>
+        </w:rPr>
+      </w:pPr>
+    </w:p>
+    <w:p>
+      <w:pPr>
+        <w:pStyle w:val="Textbody"/>
+        <w:spacing w:line="240" w:lineRule="auto"/>
+        <w:jc w:val="center"/>
+        <w:rPr>
+          <w:rFonts w:ascii="Times New Roman" w:hAnsi="Times New Roman"/>
+          <w:sz w:val="28"/>
+          <w:szCs w:val="28"/>
+        </w:rPr>
+      </w:pPr>
+      <w:r>
+        <w:rPr>
+          <w:rFonts w:ascii="Times New Roman" w:hAnsi="Times New Roman"/>
+          <w:sz w:val="28"/>
+          <w:szCs w:val="28"/>
+        </w:rPr>
+        <w:t>УСТАНОВКА ПРИНТЕРА ДЛЯ WINDOWS</w:t>
+      </w:r>
+    </w:p>
+    <w:p>
+      <w:pPr>
+        <w:pStyle w:val="Textbody"/>
+        <w:spacing w:line="240" w:lineRule="auto"/>
+        <w:ind w:firstLine="850"/>
+        <w:jc w:val="both"/>
+        <w:rPr>
+          <w:rFonts w:ascii="Times New Roman" w:hAnsi="Times New Roman"/>
+          <w:sz w:val="28"/>
+          <w:szCs w:val="28"/>
+        </w:rPr>
+      </w:pPr>
+      <w:r>
+        <w:rPr>
+          <w:rFonts w:ascii="Times New Roman" w:hAnsi="Times New Roman"/>
+          <w:sz w:val="28"/>
+          <w:szCs w:val="28"/>
+        </w:rPr>
+        <w:t xml:space="preserve">В </w:t>
+      </w:r>
+      <w:proofErr w:type="spellStart"/>
+      <w:r>
+        <w:rPr>
+          <w:rFonts w:ascii="Times New Roman" w:hAnsi="Times New Roman"/>
+          <w:sz w:val="28"/>
+          <w:szCs w:val="28"/>
+        </w:rPr>
+        <w:t>Windows</w:t>
+      </w:r>
+      <w:proofErr w:type="spellEnd"/>
+      <w:r>
+        <w:rPr>
+          <w:rFonts w:ascii="Times New Roman" w:hAnsi="Times New Roman"/>
+          <w:sz w:val="28"/>
+          <w:szCs w:val="28"/>
+        </w:rPr>
+        <w:t xml:space="preserve"> принтер добавляется через «Параметры» либо «Панель управления». Мастер автоматически обнаруживает устройство и устанавливает драйвер. При необходимости драйвер скачивается с сайта производителя.</w:t>
       </w:r>
     </w:p>
     <w:p>
@@ -2653,15 +2750,7 @@
           <w:sz w:val="28"/>
           <w:szCs w:val="28"/>
         </w:rPr>
-        <w:t>Параметры конфигурац</w:t>
-      </w:r>
-      <w:r>
-        <w:rPr>
-          <w:rFonts w:ascii="Times New Roman" w:hAnsi="Times New Roman"/>
-          <w:sz w:val="28"/>
-          <w:szCs w:val="28"/>
-        </w:rPr>
-        <w:t>ии включают размер бумаги, ориентацию, качество печати и двусторонний режим. Они задаются в драйвере и могут различаться для разных приложений. Сохранение профилей упрощает работу.</w:t>
+        <w:t>В параметры конфигурации входят размер бумаги, ориентация, качество печати и двусторонний режим. Задаются они в драйвере и могут различаться между приложениями. Сохранение профилей упрощает работу.</w:t>
       </w:r>
     </w:p>
     <w:p>
@@ -2715,15 +2804,7 @@
           <w:sz w:val="28"/>
           <w:szCs w:val="28"/>
         </w:rPr>
-        <w:t>Оптимизация ПО включает обновление др</w:t>
-      </w:r>
-      <w:r>
-        <w:rPr>
-          <w:rFonts w:ascii="Times New Roman" w:hAnsi="Times New Roman"/>
-          <w:sz w:val="28"/>
-          <w:szCs w:val="28"/>
-        </w:rPr>
-        <w:t>айверов, настройку очереди печати и управление цветовыми профилями. Это повышает качество и скорость печати. Устаревшие драйверы могут вызывать ошибки.</w:t>
+        <w:t>Оптимизация программного обеспечения включает обновление драйверов, настройку очереди печати и управление цветовыми профилями. Благодаря ей растут качество и скорость печати. Устаревшие драйверы способны вызывать ошибки.</w:t>
       </w:r>
     </w:p>
     <w:p>
@@ -2777,15 +2858,7 @@
           <w:sz w:val="28"/>
           <w:szCs w:val="28"/>
         </w:rPr>
-        <w:t xml:space="preserve">Оптимизация аппаратной части включает правильную установку </w:t>
-      </w:r>
-      <w:r>
-        <w:rPr>
-          <w:rFonts w:ascii="Times New Roman" w:hAnsi="Times New Roman"/>
-          <w:sz w:val="28"/>
-          <w:szCs w:val="28"/>
-        </w:rPr>
-        <w:t>расходных материалов, очистку узлов и настройку подачи бумаги. Регулярное обслуживание предотвращает замятия и дефекты. Качественная бумага снижает износ механизмов.</w:t>
+        <w:t>Оптимизация аппаратной части предполагает правильную установку расходных материалов, очистку узлов и настройку подачи бумаги. Регулярное обслуживание предупреждает замятия и дефекты. Качественная бумага уменьшает износ механизмов.</w:t>
       </w:r>
     </w:p>
     <w:p>
@@ -2820,6 +2893,7 @@
           <w:szCs w:val="28"/>
           <w:lang w:eastAsia="ru-RU" w:bidi="ar-SA"/>
         </w:rPr>
+        <w:lastRenderedPageBreak/>
         <w:drawing>
           <wp:inline distT="0" distB="0" distL="0" distR="0">
             <wp:extent cx="6120000" cy="2261880"/>
@@ -2909,311 +2983,343 @@
           <w:sz w:val="28"/>
           <w:szCs w:val="28"/>
         </w:rPr>
+        <w:t>НАСТРОЙКА ОБЩЕГО ДОСТУПА К ПРИНТЕРУ</w:t>
+      </w:r>
+    </w:p>
+    <w:p>
+      <w:pPr>
+        <w:pStyle w:val="Textbody"/>
+        <w:spacing w:line="240" w:lineRule="auto"/>
+        <w:ind w:firstLine="850"/>
+        <w:jc w:val="both"/>
+        <w:rPr>
+          <w:rFonts w:ascii="Times New Roman" w:hAnsi="Times New Roman"/>
+          <w:sz w:val="28"/>
+          <w:szCs w:val="28"/>
+        </w:rPr>
+      </w:pPr>
+      <w:r>
+        <w:rPr>
+          <w:rFonts w:ascii="Times New Roman" w:hAnsi="Times New Roman"/>
+          <w:sz w:val="28"/>
+          <w:szCs w:val="28"/>
+        </w:rPr>
+        <w:t xml:space="preserve">Общий доступ даёт нескольким пользователям возможность печатать на одном устройстве. В </w:t>
+      </w:r>
+      <w:proofErr w:type="spellStart"/>
+      <w:r>
+        <w:rPr>
+          <w:rFonts w:ascii="Times New Roman" w:hAnsi="Times New Roman"/>
+          <w:sz w:val="28"/>
+          <w:szCs w:val="28"/>
+        </w:rPr>
+        <w:t>Windows</w:t>
+      </w:r>
+      <w:proofErr w:type="spellEnd"/>
+      <w:r>
+        <w:rPr>
+          <w:rFonts w:ascii="Times New Roman" w:hAnsi="Times New Roman"/>
+          <w:sz w:val="28"/>
+          <w:szCs w:val="28"/>
+        </w:rPr>
+        <w:t xml:space="preserve"> принтер открывается в свойствах, где включается общий доступ. Нужно настроить права пользователей и, при необходимости, драйверы.</w:t>
+      </w:r>
+    </w:p>
+    <w:p>
+      <w:pPr>
+        <w:pStyle w:val="Textbody"/>
+        <w:spacing w:line="240" w:lineRule="auto"/>
+        <w:ind w:firstLine="850"/>
+        <w:jc w:val="both"/>
+        <w:rPr>
+          <w:rFonts w:ascii="Times New Roman" w:hAnsi="Times New Roman"/>
+          <w:sz w:val="28"/>
+          <w:szCs w:val="28"/>
+        </w:rPr>
+      </w:pPr>
+    </w:p>
+    <w:p>
+      <w:pPr>
+        <w:pStyle w:val="Textbody"/>
+        <w:spacing w:line="240" w:lineRule="auto"/>
+        <w:jc w:val="center"/>
+        <w:rPr>
+          <w:rFonts w:ascii="Times New Roman" w:hAnsi="Times New Roman"/>
+          <w:sz w:val="28"/>
+          <w:szCs w:val="28"/>
+        </w:rPr>
+      </w:pPr>
+      <w:r>
+        <w:rPr>
+          <w:rFonts w:ascii="Times New Roman" w:hAnsi="Times New Roman"/>
+          <w:sz w:val="28"/>
+          <w:szCs w:val="28"/>
+        </w:rPr>
+        <w:t>БЕСПРОВОДНЫЕ ПОДКЛЮЧЕНИЯ ПРИНТЕРА</w:t>
+      </w:r>
+    </w:p>
+    <w:p>
+      <w:pPr>
+        <w:pStyle w:val="Textbody"/>
+        <w:spacing w:line="240" w:lineRule="auto"/>
+        <w:ind w:firstLine="850"/>
+        <w:jc w:val="both"/>
+        <w:rPr>
+          <w:rFonts w:ascii="Times New Roman" w:hAnsi="Times New Roman"/>
+          <w:sz w:val="28"/>
+          <w:szCs w:val="28"/>
+        </w:rPr>
+      </w:pPr>
+      <w:r>
+        <w:rPr>
+          <w:rFonts w:ascii="Times New Roman" w:hAnsi="Times New Roman"/>
+          <w:sz w:val="28"/>
+          <w:szCs w:val="28"/>
+        </w:rPr>
+        <w:t xml:space="preserve">Беспроводные принтеры подключаются к </w:t>
+      </w:r>
+      <w:proofErr w:type="spellStart"/>
+      <w:r>
+        <w:rPr>
+          <w:rFonts w:ascii="Times New Roman" w:hAnsi="Times New Roman"/>
+          <w:sz w:val="28"/>
+          <w:szCs w:val="28"/>
+        </w:rPr>
+        <w:t>Wi</w:t>
+      </w:r>
+      <w:proofErr w:type="spellEnd"/>
+      <w:r>
+        <w:rPr>
+          <w:rFonts w:ascii="Times New Roman" w:hAnsi="Times New Roman"/>
+          <w:sz w:val="28"/>
+          <w:szCs w:val="28"/>
+        </w:rPr>
+        <w:t>-</w:t>
+      </w:r>
+      <w:proofErr w:type="spellStart"/>
+      <w:r>
+        <w:rPr>
+          <w:rFonts w:ascii="Times New Roman" w:hAnsi="Times New Roman"/>
+          <w:sz w:val="28"/>
+          <w:szCs w:val="28"/>
+        </w:rPr>
+        <w:t>Fi</w:t>
+      </w:r>
+      <w:proofErr w:type="spellEnd"/>
+      <w:r>
+        <w:rPr>
+          <w:rFonts w:ascii="Times New Roman" w:hAnsi="Times New Roman"/>
+          <w:sz w:val="28"/>
+          <w:szCs w:val="28"/>
+        </w:rPr>
+        <w:t>-сети и доступны нескольким устройствам. Настройка выполняется через панель принтера либо утилиту. Важно обеспечить устойчивый сигнал и защиту сети.</w:t>
+      </w:r>
+    </w:p>
+    <w:p>
+      <w:pPr>
+        <w:pStyle w:val="Textbody"/>
+        <w:spacing w:line="240" w:lineRule="auto"/>
+        <w:ind w:firstLine="850"/>
+        <w:jc w:val="both"/>
+        <w:rPr>
+          <w:rFonts w:ascii="Times New Roman" w:hAnsi="Times New Roman"/>
+          <w:sz w:val="28"/>
+          <w:szCs w:val="28"/>
+        </w:rPr>
+      </w:pPr>
+    </w:p>
+    <w:p>
+      <w:pPr>
+        <w:pStyle w:val="Textbody"/>
+        <w:spacing w:line="240" w:lineRule="auto"/>
+        <w:jc w:val="center"/>
+        <w:rPr>
+          <w:rFonts w:ascii="Times New Roman" w:hAnsi="Times New Roman"/>
+          <w:sz w:val="28"/>
+          <w:szCs w:val="28"/>
+        </w:rPr>
+      </w:pPr>
+      <w:r>
+        <w:rPr>
+          <w:rFonts w:ascii="Times New Roman" w:hAnsi="Times New Roman"/>
+          <w:sz w:val="28"/>
+          <w:szCs w:val="28"/>
+        </w:rPr>
+        <w:t>ОБЩИЙ ДОСТУП К ПРИНТЕРУ В WINDOWS</w:t>
+      </w:r>
+    </w:p>
+    <w:p>
+      <w:pPr>
+        <w:pStyle w:val="Textbody"/>
+        <w:spacing w:line="240" w:lineRule="auto"/>
+        <w:ind w:firstLine="850"/>
+        <w:jc w:val="both"/>
+        <w:rPr>
+          <w:rFonts w:ascii="Times New Roman" w:hAnsi="Times New Roman"/>
+          <w:sz w:val="28"/>
+          <w:szCs w:val="28"/>
+        </w:rPr>
+      </w:pPr>
+      <w:r>
+        <w:rPr>
+          <w:rFonts w:ascii="Times New Roman" w:hAnsi="Times New Roman"/>
+          <w:sz w:val="28"/>
+          <w:szCs w:val="28"/>
+        </w:rPr>
+        <w:t xml:space="preserve">В </w:t>
+      </w:r>
+      <w:proofErr w:type="spellStart"/>
+      <w:r>
+        <w:rPr>
+          <w:rFonts w:ascii="Times New Roman" w:hAnsi="Times New Roman"/>
+          <w:sz w:val="28"/>
+          <w:szCs w:val="28"/>
+        </w:rPr>
+        <w:t>Windows</w:t>
+      </w:r>
+      <w:proofErr w:type="spellEnd"/>
+      <w:r>
+        <w:rPr>
+          <w:rFonts w:ascii="Times New Roman" w:hAnsi="Times New Roman"/>
+          <w:sz w:val="28"/>
+          <w:szCs w:val="28"/>
+        </w:rPr>
+        <w:t xml:space="preserve"> общий доступ настраивается в свойствах принтера, на вкладке «Доступ». Можно ограничить круг пользователей и задать имя общего ресурса. Клиенты подключаются к принтеру по сети.</w:t>
+      </w:r>
+    </w:p>
+    <w:p>
+      <w:pPr>
+        <w:pStyle w:val="Textbody"/>
+        <w:spacing w:line="240" w:lineRule="auto"/>
+        <w:ind w:firstLine="850"/>
+        <w:jc w:val="both"/>
+        <w:rPr>
+          <w:rFonts w:ascii="Times New Roman" w:hAnsi="Times New Roman"/>
+          <w:sz w:val="28"/>
+          <w:szCs w:val="28"/>
+        </w:rPr>
+      </w:pPr>
+    </w:p>
+    <w:p>
+      <w:pPr>
+        <w:pStyle w:val="Textbody"/>
+        <w:spacing w:line="240" w:lineRule="auto"/>
+        <w:jc w:val="center"/>
+        <w:rPr>
+          <w:rFonts w:ascii="Times New Roman" w:hAnsi="Times New Roman"/>
+          <w:sz w:val="28"/>
+          <w:szCs w:val="28"/>
+        </w:rPr>
+      </w:pPr>
+      <w:r>
+        <w:rPr>
+          <w:rFonts w:ascii="Times New Roman" w:hAnsi="Times New Roman"/>
+          <w:sz w:val="28"/>
+          <w:szCs w:val="28"/>
+        </w:rPr>
+        <w:t>НАЗНАЧЕНИЕ СЕРВЕРОВ ПЕЧАТИ</w:t>
+      </w:r>
+    </w:p>
+    <w:p>
+      <w:pPr>
+        <w:pStyle w:val="Textbody"/>
+        <w:spacing w:line="240" w:lineRule="auto"/>
+        <w:ind w:firstLine="850"/>
+        <w:jc w:val="both"/>
+        <w:rPr>
+          <w:rFonts w:ascii="Times New Roman" w:hAnsi="Times New Roman"/>
+          <w:sz w:val="28"/>
+          <w:szCs w:val="28"/>
+        </w:rPr>
+      </w:pPr>
+      <w:r>
+        <w:rPr>
+          <w:rFonts w:ascii="Times New Roman" w:hAnsi="Times New Roman"/>
+          <w:sz w:val="28"/>
+          <w:szCs w:val="28"/>
+        </w:rPr>
+        <w:t>Сервер печати ведёт очереди заданий и открывает общий доступ к принтерам. Он централизует настройку и учёт печати. Это упрощает администрирование в организациях.</w:t>
+      </w:r>
+    </w:p>
+    <w:p>
+      <w:pPr>
+        <w:pStyle w:val="Textbody"/>
+        <w:spacing w:line="240" w:lineRule="auto"/>
+        <w:ind w:firstLine="850"/>
+        <w:jc w:val="both"/>
+        <w:rPr>
+          <w:rFonts w:ascii="Times New Roman" w:hAnsi="Times New Roman"/>
+          <w:sz w:val="28"/>
+          <w:szCs w:val="28"/>
+        </w:rPr>
+      </w:pPr>
+    </w:p>
+    <w:p>
+      <w:pPr>
+        <w:pStyle w:val="Textbody"/>
+        <w:spacing w:line="240" w:lineRule="auto"/>
+        <w:ind w:firstLine="850"/>
+        <w:jc w:val="both"/>
+        <w:rPr>
+          <w:rFonts w:ascii="Times New Roman" w:hAnsi="Times New Roman"/>
+          <w:sz w:val="28"/>
+          <w:szCs w:val="28"/>
+        </w:rPr>
+      </w:pPr>
+    </w:p>
+    <w:p>
+      <w:pPr>
+        <w:pStyle w:val="Textbody"/>
+        <w:spacing w:line="240" w:lineRule="auto"/>
+        <w:ind w:firstLine="850"/>
+        <w:jc w:val="both"/>
+        <w:rPr>
+          <w:rFonts w:ascii="Times New Roman" w:hAnsi="Times New Roman"/>
+          <w:sz w:val="28"/>
+          <w:szCs w:val="28"/>
+        </w:rPr>
+      </w:pPr>
+    </w:p>
+    <w:p>
+      <w:pPr>
+        <w:pStyle w:val="Textbody"/>
+        <w:spacing w:line="240" w:lineRule="auto"/>
+        <w:jc w:val="center"/>
+        <w:rPr>
+          <w:rFonts w:ascii="Times New Roman" w:hAnsi="Times New Roman"/>
+          <w:sz w:val="28"/>
+          <w:szCs w:val="28"/>
+        </w:rPr>
+      </w:pPr>
+      <w:r>
+        <w:rPr>
+          <w:rFonts w:ascii="Times New Roman" w:hAnsi="Times New Roman"/>
+          <w:sz w:val="28"/>
+          <w:szCs w:val="28"/>
+        </w:rPr>
+        <w:t>ПРОГРАММНЫЕ СЕРВЕРЫ ПЕЧАТИ</w:t>
+      </w:r>
+    </w:p>
+    <w:p>
+      <w:pPr>
+        <w:pStyle w:val="Textbody"/>
+        <w:spacing w:line="240" w:lineRule="auto"/>
+        <w:ind w:firstLine="850"/>
+        <w:jc w:val="both"/>
+        <w:rPr>
+          <w:rFonts w:ascii="Times New Roman" w:hAnsi="Times New Roman"/>
+          <w:sz w:val="28"/>
+          <w:szCs w:val="28"/>
+        </w:rPr>
+      </w:pPr>
+      <w:r>
+        <w:rPr>
+          <w:rFonts w:ascii="Times New Roman" w:hAnsi="Times New Roman"/>
+          <w:sz w:val="28"/>
+          <w:szCs w:val="28"/>
+        </w:rPr>
         <w:lastRenderedPageBreak/>
-        <w:t>НАСТРОЙКА ОБЩЕГО ДОСТУПА К ПРИНТЕРУ</w:t>
-      </w:r>
-    </w:p>
-    <w:p>
-      <w:pPr>
-        <w:pStyle w:val="Textbody"/>
-        <w:spacing w:line="240" w:lineRule="auto"/>
-        <w:ind w:firstLine="850"/>
-        <w:jc w:val="both"/>
-        <w:rPr>
-          <w:rFonts w:ascii="Times New Roman" w:hAnsi="Times New Roman"/>
-          <w:sz w:val="28"/>
-          <w:szCs w:val="28"/>
-        </w:rPr>
-      </w:pPr>
-      <w:r>
-        <w:rPr>
-          <w:rFonts w:ascii="Times New Roman" w:hAnsi="Times New Roman"/>
-          <w:sz w:val="28"/>
-          <w:szCs w:val="28"/>
-        </w:rPr>
-        <w:t>Общий доступ к принтеру позволяет нескольк</w:t>
-      </w:r>
-      <w:r>
-        <w:rPr>
-          <w:rFonts w:ascii="Times New Roman" w:hAnsi="Times New Roman"/>
-          <w:sz w:val="28"/>
-          <w:szCs w:val="28"/>
-        </w:rPr>
-        <w:t>им пользователям печатать через один устройство. В Windows принтер открывается в свойствах и включается общий доступ. Требуется настроить права пользователей и, при необходимости, драйверы.</w:t>
-      </w:r>
-    </w:p>
-    <w:p>
-      <w:pPr>
-        <w:pStyle w:val="Textbody"/>
-        <w:spacing w:line="240" w:lineRule="auto"/>
-        <w:ind w:firstLine="850"/>
-        <w:jc w:val="both"/>
-        <w:rPr>
-          <w:rFonts w:ascii="Times New Roman" w:hAnsi="Times New Roman"/>
-          <w:sz w:val="28"/>
-          <w:szCs w:val="28"/>
-        </w:rPr>
-      </w:pPr>
-    </w:p>
-    <w:p>
-      <w:pPr>
-        <w:pStyle w:val="Textbody"/>
-        <w:spacing w:line="240" w:lineRule="auto"/>
-        <w:jc w:val="center"/>
-        <w:rPr>
-          <w:rFonts w:ascii="Times New Roman" w:hAnsi="Times New Roman"/>
-          <w:sz w:val="28"/>
-          <w:szCs w:val="28"/>
-        </w:rPr>
-      </w:pPr>
-      <w:r>
-        <w:rPr>
-          <w:rFonts w:ascii="Times New Roman" w:hAnsi="Times New Roman"/>
-          <w:sz w:val="28"/>
-          <w:szCs w:val="28"/>
-        </w:rPr>
-        <w:t>БЕСПРОВОДНЫЕ ПОДКЛЮЧЕНИЯ ПРИНТЕРА</w:t>
-      </w:r>
-    </w:p>
-    <w:p>
-      <w:pPr>
-        <w:pStyle w:val="Textbody"/>
-        <w:spacing w:line="240" w:lineRule="auto"/>
-        <w:ind w:firstLine="850"/>
-        <w:jc w:val="both"/>
-        <w:rPr>
-          <w:rFonts w:ascii="Times New Roman" w:hAnsi="Times New Roman"/>
-          <w:sz w:val="28"/>
-          <w:szCs w:val="28"/>
-        </w:rPr>
-      </w:pPr>
-      <w:r>
-        <w:rPr>
-          <w:rFonts w:ascii="Times New Roman" w:hAnsi="Times New Roman"/>
-          <w:sz w:val="28"/>
-          <w:szCs w:val="28"/>
-        </w:rPr>
-        <w:t>Беспроводные принтеры подключаю</w:t>
-      </w:r>
-      <w:r>
-        <w:rPr>
-          <w:rFonts w:ascii="Times New Roman" w:hAnsi="Times New Roman"/>
-          <w:sz w:val="28"/>
-          <w:szCs w:val="28"/>
-        </w:rPr>
-        <w:t>тся к Wi-Fi-сети и доступны для нескольких устройств. Настройка выполняется через панель принтера или утилиту. Важно обеспечить стабильный сигнал и защиту сети.</w:t>
-      </w:r>
-    </w:p>
-    <w:p>
-      <w:pPr>
-        <w:pStyle w:val="Textbody"/>
-        <w:spacing w:line="240" w:lineRule="auto"/>
-        <w:ind w:firstLine="850"/>
-        <w:jc w:val="both"/>
-        <w:rPr>
-          <w:rFonts w:ascii="Times New Roman" w:hAnsi="Times New Roman"/>
-          <w:sz w:val="28"/>
-          <w:szCs w:val="28"/>
-        </w:rPr>
-      </w:pPr>
-    </w:p>
-    <w:p>
-      <w:pPr>
-        <w:pStyle w:val="Textbody"/>
-        <w:spacing w:line="240" w:lineRule="auto"/>
-        <w:jc w:val="center"/>
-        <w:rPr>
-          <w:rFonts w:ascii="Times New Roman" w:hAnsi="Times New Roman"/>
-          <w:sz w:val="28"/>
-          <w:szCs w:val="28"/>
-        </w:rPr>
-      </w:pPr>
-      <w:r>
-        <w:rPr>
-          <w:rFonts w:ascii="Times New Roman" w:hAnsi="Times New Roman"/>
-          <w:sz w:val="28"/>
-          <w:szCs w:val="28"/>
-        </w:rPr>
-        <w:t>ОБЩИЙ ДОСТУП К ПРИНТЕРУ В WINDOWS</w:t>
-      </w:r>
-    </w:p>
-    <w:p>
-      <w:pPr>
-        <w:pStyle w:val="Textbody"/>
-        <w:spacing w:line="240" w:lineRule="auto"/>
-        <w:ind w:firstLine="850"/>
-        <w:jc w:val="both"/>
-        <w:rPr>
-          <w:rFonts w:ascii="Times New Roman" w:hAnsi="Times New Roman"/>
-          <w:sz w:val="28"/>
-          <w:szCs w:val="28"/>
-        </w:rPr>
-      </w:pPr>
-      <w:r>
-        <w:rPr>
-          <w:rFonts w:ascii="Times New Roman" w:hAnsi="Times New Roman"/>
-          <w:sz w:val="28"/>
-          <w:szCs w:val="28"/>
-        </w:rPr>
-        <w:t>Общий доступ в Windows настраивается через свойства принтера</w:t>
-      </w:r>
-      <w:r>
-        <w:rPr>
-          <w:rFonts w:ascii="Times New Roman" w:hAnsi="Times New Roman"/>
-          <w:sz w:val="28"/>
-          <w:szCs w:val="28"/>
-        </w:rPr>
-        <w:t xml:space="preserve"> и вкладку «Доступ». Можно ограничить круг пользователей и задать имя общего ресурса. Клиенты подключаются к принтеру по сети.</w:t>
-      </w:r>
-    </w:p>
-    <w:p>
-      <w:pPr>
-        <w:pStyle w:val="Textbody"/>
-        <w:spacing w:line="240" w:lineRule="auto"/>
-        <w:ind w:firstLine="850"/>
-        <w:jc w:val="both"/>
-        <w:rPr>
-          <w:rFonts w:ascii="Times New Roman" w:hAnsi="Times New Roman"/>
-          <w:sz w:val="28"/>
-          <w:szCs w:val="28"/>
-        </w:rPr>
-      </w:pPr>
-    </w:p>
-    <w:p>
-      <w:pPr>
-        <w:pStyle w:val="Textbody"/>
-        <w:spacing w:line="240" w:lineRule="auto"/>
-        <w:jc w:val="center"/>
-        <w:rPr>
-          <w:rFonts w:ascii="Times New Roman" w:hAnsi="Times New Roman"/>
-          <w:sz w:val="28"/>
-          <w:szCs w:val="28"/>
-        </w:rPr>
-      </w:pPr>
-      <w:r>
-        <w:rPr>
-          <w:rFonts w:ascii="Times New Roman" w:hAnsi="Times New Roman"/>
-          <w:sz w:val="28"/>
-          <w:szCs w:val="28"/>
-        </w:rPr>
-        <w:t>НАЗНАЧЕНИЕ СЕРВЕРОВ ПЕЧАТИ</w:t>
-      </w:r>
-    </w:p>
-    <w:p>
-      <w:pPr>
-        <w:pStyle w:val="Textbody"/>
-        <w:spacing w:line="240" w:lineRule="auto"/>
-        <w:ind w:firstLine="850"/>
-        <w:jc w:val="both"/>
-        <w:rPr>
-          <w:rFonts w:ascii="Times New Roman" w:hAnsi="Times New Roman"/>
-          <w:sz w:val="28"/>
-          <w:szCs w:val="28"/>
-        </w:rPr>
-      </w:pPr>
-      <w:r>
-        <w:rPr>
-          <w:rFonts w:ascii="Times New Roman" w:hAnsi="Times New Roman"/>
-          <w:sz w:val="28"/>
-          <w:szCs w:val="28"/>
-        </w:rPr>
-        <w:t>Сервер печати управляет очередями заданий и предоставляет общий доступ к принтерам. Он централизует н</w:t>
-      </w:r>
-      <w:r>
-        <w:rPr>
-          <w:rFonts w:ascii="Times New Roman" w:hAnsi="Times New Roman"/>
-          <w:sz w:val="28"/>
-          <w:szCs w:val="28"/>
-        </w:rPr>
-        <w:t>астройку и учёт печати. Это упрощает администрирование в организациях.</w:t>
-      </w:r>
-    </w:p>
-    <w:p>
-      <w:pPr>
-        <w:pStyle w:val="Textbody"/>
-        <w:spacing w:line="240" w:lineRule="auto"/>
-        <w:ind w:firstLine="850"/>
-        <w:jc w:val="both"/>
-        <w:rPr>
-          <w:rFonts w:ascii="Times New Roman" w:hAnsi="Times New Roman"/>
-          <w:sz w:val="28"/>
-          <w:szCs w:val="28"/>
-        </w:rPr>
-      </w:pPr>
-    </w:p>
-    <w:p>
-      <w:pPr>
-        <w:pStyle w:val="Textbody"/>
-        <w:spacing w:line="240" w:lineRule="auto"/>
-        <w:ind w:firstLine="850"/>
-        <w:jc w:val="both"/>
-        <w:rPr>
-          <w:rFonts w:ascii="Times New Roman" w:hAnsi="Times New Roman"/>
-          <w:sz w:val="28"/>
-          <w:szCs w:val="28"/>
-        </w:rPr>
-      </w:pPr>
-    </w:p>
-    <w:p>
-      <w:pPr>
-        <w:pStyle w:val="Textbody"/>
-        <w:spacing w:line="240" w:lineRule="auto"/>
-        <w:ind w:firstLine="850"/>
-        <w:jc w:val="both"/>
-        <w:rPr>
-          <w:rFonts w:ascii="Times New Roman" w:hAnsi="Times New Roman"/>
-          <w:sz w:val="28"/>
-          <w:szCs w:val="28"/>
-        </w:rPr>
-      </w:pPr>
-    </w:p>
-    <w:p>
-      <w:pPr>
-        <w:pStyle w:val="Textbody"/>
-        <w:spacing w:line="240" w:lineRule="auto"/>
-        <w:jc w:val="center"/>
-        <w:rPr>
-          <w:rFonts w:ascii="Times New Roman" w:hAnsi="Times New Roman"/>
-          <w:sz w:val="28"/>
-          <w:szCs w:val="28"/>
-        </w:rPr>
-      </w:pPr>
-      <w:r>
-        <w:rPr>
-          <w:rFonts w:ascii="Times New Roman" w:hAnsi="Times New Roman"/>
-          <w:sz w:val="28"/>
-          <w:szCs w:val="28"/>
-        </w:rPr>
-        <w:t>ПРОГРАММНЫЕ СЕРВЕРЫ ПЕЧАТИ</w:t>
-      </w:r>
-    </w:p>
-    <w:p>
-      <w:pPr>
-        <w:pStyle w:val="Textbody"/>
-        <w:spacing w:line="240" w:lineRule="auto"/>
-        <w:ind w:firstLine="850"/>
-        <w:jc w:val="both"/>
-        <w:rPr>
-          <w:rFonts w:ascii="Times New Roman" w:hAnsi="Times New Roman"/>
-          <w:sz w:val="28"/>
-          <w:szCs w:val="28"/>
-        </w:rPr>
-      </w:pPr>
-      <w:r>
-        <w:rPr>
-          <w:rFonts w:ascii="Times New Roman" w:hAnsi="Times New Roman"/>
-          <w:sz w:val="28"/>
-          <w:szCs w:val="28"/>
-        </w:rPr>
-        <w:t>Программный сервер печати работает на компьютере или сервере и управляет принтерами через операционную систему. Он не требует отдельного оборудования. Наст</w:t>
-      </w:r>
-      <w:r>
-        <w:rPr>
-          <w:rFonts w:ascii="Times New Roman" w:hAnsi="Times New Roman"/>
-          <w:sz w:val="28"/>
-          <w:szCs w:val="28"/>
-        </w:rPr>
-        <w:t>ройка выполняется через службы печати.</w:t>
+        <w:t>Программный сервер печати функционирует на компьютере или сервере и управляет принтерами средствами операционной системы. Отдельное оборудование ему не требуется. Настройка производится через службы печати.</w:t>
       </w:r>
     </w:p>
     <w:p>
@@ -3267,7 +3373,7 @@
           <w:sz w:val="28"/>
           <w:szCs w:val="28"/>
         </w:rPr>
-        <w:t>Аппаратный сервер печати – это отдельное устройство, подключаемое к принтеру и сети. Он обеспечивает доступ к принтеру без выделенного компьютера. Такие серверы удобны для небольших офисов.</w:t>
+        <w:t>Аппаратный сервер печати представляет собой отдельное устройство, подключаемое к принтеру и сети. Он открывает доступ к принтеру без выделенного компьютера. Такие серверы удобны в небольших офисах.</w:t>
       </w:r>
     </w:p>
     <w:p>
@@ -3321,8 +3427,7 @@
           <w:sz w:val="28"/>
           <w:szCs w:val="28"/>
         </w:rPr>
-        <w:lastRenderedPageBreak/>
-        <w:t>Выделенный сервер печати – это специализированное устройство или компьютер, обслуживающий только печать. Он обеспечивает высокую производительность и надёжность. Используется в крупных организациях.</w:t>
+        <w:t>Выделенный сервер печати — это специализированное устройство или компьютер, занятый исключительно печатью. Он отличается высокой производительностью и надёжностью. Применяется в крупных организациях.</w:t>
       </w:r>
     </w:p>
     <w:p>
@@ -3446,36 +3551,46 @@
           <w:sz w:val="28"/>
           <w:szCs w:val="28"/>
         </w:rPr>
-        <w:t>РЕКОМЕНДАЦИИ ДЛЯ П</w:t>
-      </w:r>
-      <w:r>
-        <w:rPr>
-          <w:rFonts w:ascii="Times New Roman" w:hAnsi="Times New Roman"/>
-          <w:sz w:val="28"/>
-          <w:szCs w:val="28"/>
-        </w:rPr>
-        <w:t>ОСТАВЩИКОВ</w:t>
-      </w:r>
-    </w:p>
-    <w:p>
-      <w:pPr>
-        <w:pStyle w:val="Textbody"/>
-        <w:spacing w:line="240" w:lineRule="auto"/>
-        <w:ind w:firstLine="850"/>
-        <w:jc w:val="both"/>
-        <w:rPr>
-          <w:rFonts w:ascii="Times New Roman" w:hAnsi="Times New Roman"/>
-          <w:sz w:val="28"/>
-          <w:szCs w:val="28"/>
-        </w:rPr>
-      </w:pPr>
-      <w:r>
-        <w:rPr>
-          <w:rFonts w:ascii="Times New Roman" w:hAnsi="Times New Roman"/>
-          <w:sz w:val="28"/>
-          <w:szCs w:val="28"/>
-        </w:rPr>
-        <w:t>Рекомендации для поставщиков включают выбор оборудования с учётом объёма печати, стоимости расходников и требований к качеству. Важно учитывать совместимость и наличие сервисной поддержки. Поставщик должен предлагать решения под задачи клиента.</w:t>
+        <w:t>РЕКОМЕНДАЦИИ ДЛЯ ПОСТАВЩИКОВ</w:t>
+      </w:r>
+    </w:p>
+    <w:p>
+      <w:pPr>
+        <w:pStyle w:val="Textbody"/>
+        <w:spacing w:line="240" w:lineRule="auto"/>
+        <w:ind w:firstLine="850"/>
+        <w:jc w:val="both"/>
+        <w:rPr>
+          <w:rFonts w:ascii="Times New Roman" w:hAnsi="Times New Roman"/>
+          <w:sz w:val="28"/>
+          <w:szCs w:val="28"/>
+        </w:rPr>
+      </w:pPr>
+      <w:r>
+        <w:rPr>
+          <w:rFonts w:ascii="Times New Roman" w:hAnsi="Times New Roman"/>
+          <w:sz w:val="28"/>
+          <w:szCs w:val="28"/>
+        </w:rPr>
+        <w:t xml:space="preserve">Рекомендации для поставщиков предусматривают выбор оборудования с учётом объёма печати, стоимости </w:t>
+      </w:r>
+      <w:proofErr w:type="spellStart"/>
+      <w:r>
+        <w:rPr>
+          <w:rFonts w:ascii="Times New Roman" w:hAnsi="Times New Roman"/>
+          <w:sz w:val="28"/>
+          <w:szCs w:val="28"/>
+        </w:rPr>
+        <w:t>расходников</w:t>
+      </w:r>
+      <w:proofErr w:type="spellEnd"/>
+      <w:r>
+        <w:rPr>
+          <w:rFonts w:ascii="Times New Roman" w:hAnsi="Times New Roman"/>
+          <w:sz w:val="28"/>
+          <w:szCs w:val="28"/>
+        </w:rPr>
+        <w:t xml:space="preserve"> и требований к качеству. Следует принимать во внимание совместимость и наличие сервисной поддержки. Поставщик должен предлагать решения под задачи клиента.</w:t>
       </w:r>
     </w:p>
     <w:p>
@@ -3542,77 +3657,62 @@
           <w:sz w:val="28"/>
           <w:szCs w:val="28"/>
         </w:rPr>
-        <w:t>Профилактика струйных принтеров включает очистку головок, проверку сопел и замену картриджей. Регулярная печать предотвращает засыхание чернил. Важно использовать оригинальные расходные материалы.</w:t>
-      </w:r>
-    </w:p>
-    <w:p>
-      <w:pPr>
-        <w:pStyle w:val="Textbody"/>
-        <w:spacing w:line="240" w:lineRule="auto"/>
-        <w:ind w:firstLine="850"/>
-        <w:jc w:val="both"/>
-        <w:rPr>
-          <w:rFonts w:ascii="Times New Roman" w:hAnsi="Times New Roman"/>
-          <w:sz w:val="28"/>
-          <w:szCs w:val="28"/>
-        </w:rPr>
-      </w:pPr>
-    </w:p>
-    <w:p>
-      <w:pPr>
-        <w:pStyle w:val="Textbody"/>
-        <w:spacing w:line="240" w:lineRule="auto"/>
-        <w:jc w:val="center"/>
-        <w:rPr>
-          <w:rFonts w:ascii="Times New Roman" w:hAnsi="Times New Roman"/>
-          <w:sz w:val="28"/>
-          <w:szCs w:val="28"/>
-        </w:rPr>
-      </w:pPr>
-      <w:r>
-        <w:rPr>
-          <w:rFonts w:ascii="Times New Roman" w:hAnsi="Times New Roman"/>
-          <w:sz w:val="28"/>
-          <w:szCs w:val="28"/>
-        </w:rPr>
-        <w:t>ПРОВЕДЕ</w:t>
-      </w:r>
-      <w:r>
-        <w:rPr>
-          <w:rFonts w:ascii="Times New Roman" w:hAnsi="Times New Roman"/>
-          <w:sz w:val="28"/>
-          <w:szCs w:val="28"/>
-        </w:rPr>
-        <w:t>НИЕ ПРОФИЛАКТИЧЕСКОГО ОБСЛУЖИВАНИЯ СТРУЙНОГО ПРИНТЕРА</w:t>
-      </w:r>
-    </w:p>
-    <w:p>
-      <w:pPr>
-        <w:pStyle w:val="Textbody"/>
-        <w:spacing w:line="240" w:lineRule="auto"/>
-        <w:ind w:firstLine="850"/>
-        <w:jc w:val="both"/>
-        <w:rPr>
-          <w:rFonts w:ascii="Times New Roman" w:hAnsi="Times New Roman"/>
-          <w:sz w:val="28"/>
-          <w:szCs w:val="28"/>
-        </w:rPr>
-      </w:pPr>
-      <w:r>
-        <w:rPr>
-          <w:rFonts w:ascii="Times New Roman" w:hAnsi="Times New Roman"/>
-          <w:sz w:val="28"/>
-          <w:szCs w:val="28"/>
-        </w:rPr>
-        <w:t>Обслуживание выполняется с помощью встроенных утилит и вручную: очистка головки, калибровка, проверка подачи бумаги. При необходимости заменяются картриджи и ролики. После обслуживания печатается тестов</w:t>
-      </w:r>
-      <w:r>
-        <w:rPr>
-          <w:rFonts w:ascii="Times New Roman" w:hAnsi="Times New Roman"/>
-          <w:sz w:val="28"/>
-          <w:szCs w:val="28"/>
-        </w:rPr>
-        <w:t>ая страница.</w:t>
+        <w:lastRenderedPageBreak/>
+        <w:t>Профилактика струйных принтеров включает очистку головок, контроль сопел и замену картриджей. Регулярная печать не даёт чернилам засыхать. Расходные материалы следует использовать оригинальные.</w:t>
+      </w:r>
+    </w:p>
+    <w:p>
+      <w:pPr>
+        <w:pStyle w:val="Textbody"/>
+        <w:spacing w:line="240" w:lineRule="auto"/>
+        <w:ind w:firstLine="850"/>
+        <w:jc w:val="both"/>
+        <w:rPr>
+          <w:rFonts w:ascii="Times New Roman" w:hAnsi="Times New Roman"/>
+          <w:sz w:val="28"/>
+          <w:szCs w:val="28"/>
+        </w:rPr>
+      </w:pPr>
+    </w:p>
+    <w:p>
+      <w:pPr>
+        <w:pStyle w:val="Textbody"/>
+        <w:spacing w:line="240" w:lineRule="auto"/>
+        <w:jc w:val="center"/>
+        <w:rPr>
+          <w:rFonts w:ascii="Times New Roman" w:hAnsi="Times New Roman"/>
+          <w:sz w:val="28"/>
+          <w:szCs w:val="28"/>
+        </w:rPr>
+      </w:pPr>
+      <w:r>
+        <w:rPr>
+          <w:rFonts w:ascii="Times New Roman" w:hAnsi="Times New Roman"/>
+          <w:sz w:val="28"/>
+          <w:szCs w:val="28"/>
+        </w:rPr>
+        <w:t>ПРОВЕДЕНИЕ ПРОФИЛАКТИЧЕСКОГО ОБСЛУЖИВАНИЯ СТРУЙНОГО ПРИНТЕРА</w:t>
+      </w:r>
+    </w:p>
+    <w:p>
+      <w:pPr>
+        <w:pStyle w:val="Textbody"/>
+        <w:spacing w:line="240" w:lineRule="auto"/>
+        <w:ind w:firstLine="850"/>
+        <w:jc w:val="both"/>
+        <w:rPr>
+          <w:rFonts w:ascii="Times New Roman" w:hAnsi="Times New Roman"/>
+          <w:sz w:val="28"/>
+          <w:szCs w:val="28"/>
+        </w:rPr>
+      </w:pPr>
+      <w:r>
+        <w:rPr>
+          <w:rFonts w:ascii="Times New Roman" w:hAnsi="Times New Roman"/>
+          <w:sz w:val="28"/>
+          <w:szCs w:val="28"/>
+        </w:rPr>
+        <w:t>Обслуживание проводится встроенными утилитами и вручную: очистка головки, калибровка, проверка подачи бумаги. По мере необходимости меняются картриджи и ролики. После обслуживания печатается тестовая страница.</w:t>
       </w:r>
     </w:p>
     <w:p>
@@ -3666,165 +3766,185 @@
           <w:sz w:val="28"/>
           <w:szCs w:val="28"/>
         </w:rPr>
+        <w:t xml:space="preserve">Профилактика лазерных принтеров включает удаление тонера, проверку </w:t>
+      </w:r>
+      <w:proofErr w:type="spellStart"/>
+      <w:r>
+        <w:rPr>
+          <w:rFonts w:ascii="Times New Roman" w:hAnsi="Times New Roman"/>
+          <w:sz w:val="28"/>
+          <w:szCs w:val="28"/>
+        </w:rPr>
+        <w:t>фотобарабана</w:t>
+      </w:r>
+      <w:proofErr w:type="spellEnd"/>
+      <w:r>
+        <w:rPr>
+          <w:rFonts w:ascii="Times New Roman" w:hAnsi="Times New Roman"/>
+          <w:sz w:val="28"/>
+          <w:szCs w:val="28"/>
+        </w:rPr>
+        <w:t xml:space="preserve"> и печки. Барабана нельзя касаться руками. </w:t>
+      </w:r>
+      <w:proofErr w:type="spellStart"/>
+      <w:r>
+        <w:rPr>
+          <w:rFonts w:ascii="Times New Roman" w:hAnsi="Times New Roman"/>
+          <w:sz w:val="28"/>
+          <w:szCs w:val="28"/>
+        </w:rPr>
+        <w:t>Расходники</w:t>
+      </w:r>
+      <w:proofErr w:type="spellEnd"/>
+      <w:r>
+        <w:rPr>
+          <w:rFonts w:ascii="Times New Roman" w:hAnsi="Times New Roman"/>
+          <w:sz w:val="28"/>
+          <w:szCs w:val="28"/>
+        </w:rPr>
+        <w:t xml:space="preserve"> меняются по регламенту.</w:t>
+      </w:r>
+    </w:p>
+    <w:p>
+      <w:pPr>
+        <w:pStyle w:val="Textbody"/>
+        <w:spacing w:line="240" w:lineRule="auto"/>
+        <w:jc w:val="both"/>
+        <w:rPr>
+          <w:rFonts w:ascii="Times New Roman" w:hAnsi="Times New Roman"/>
+          <w:sz w:val="28"/>
+          <w:szCs w:val="28"/>
+        </w:rPr>
+      </w:pPr>
+    </w:p>
+    <w:p>
+      <w:pPr>
+        <w:pStyle w:val="Textbody"/>
+        <w:spacing w:line="240" w:lineRule="auto"/>
+        <w:jc w:val="center"/>
+        <w:rPr>
+          <w:rFonts w:ascii="Times New Roman" w:hAnsi="Times New Roman"/>
+          <w:sz w:val="28"/>
+          <w:szCs w:val="28"/>
+        </w:rPr>
+      </w:pPr>
+      <w:r>
+        <w:rPr>
+          <w:rFonts w:ascii="Times New Roman" w:hAnsi="Times New Roman"/>
+          <w:sz w:val="28"/>
+          <w:szCs w:val="28"/>
+        </w:rPr>
+        <w:t>ПРОВЕДЕНИЕ ПРОФИЛАКТИЧЕСКОГО ОБСЛУЖИВАНИЯ ЛАЗЕРНОГО ПРИНТЕРА</w:t>
+      </w:r>
+    </w:p>
+    <w:p>
+      <w:pPr>
+        <w:pStyle w:val="Textbody"/>
+        <w:spacing w:line="240" w:lineRule="auto"/>
+        <w:ind w:firstLine="850"/>
+        <w:jc w:val="both"/>
+        <w:rPr>
+          <w:rFonts w:ascii="Times New Roman" w:hAnsi="Times New Roman"/>
+          <w:sz w:val="28"/>
+          <w:szCs w:val="28"/>
+        </w:rPr>
+      </w:pPr>
+      <w:r>
+        <w:rPr>
+          <w:rFonts w:ascii="Times New Roman" w:hAnsi="Times New Roman"/>
+          <w:sz w:val="28"/>
+          <w:szCs w:val="28"/>
+        </w:rPr>
+        <w:t>В обслуживание входят удаление пыли и тонера, проверка роликов и печки, замена картриджа. Применяются специальные салфетки и пылесосы. По завершении оценивается качество печати.</w:t>
+      </w:r>
+    </w:p>
+    <w:p>
+      <w:pPr>
+        <w:pStyle w:val="Textbody"/>
+        <w:spacing w:line="240" w:lineRule="auto"/>
+        <w:ind w:firstLine="850"/>
+        <w:jc w:val="both"/>
+        <w:rPr>
+          <w:rFonts w:ascii="Times New Roman" w:hAnsi="Times New Roman"/>
+          <w:sz w:val="28"/>
+          <w:szCs w:val="28"/>
+        </w:rPr>
+      </w:pPr>
+    </w:p>
+    <w:p>
+      <w:pPr>
+        <w:pStyle w:val="Textbody"/>
+        <w:spacing w:line="240" w:lineRule="auto"/>
+        <w:jc w:val="center"/>
+        <w:rPr>
+          <w:rFonts w:ascii="Times New Roman" w:hAnsi="Times New Roman"/>
+          <w:sz w:val="28"/>
+          <w:szCs w:val="28"/>
+        </w:rPr>
+      </w:pPr>
+      <w:r>
+        <w:rPr>
+          <w:rFonts w:ascii="Times New Roman" w:hAnsi="Times New Roman"/>
+          <w:sz w:val="28"/>
+          <w:szCs w:val="28"/>
+        </w:rPr>
+        <w:t>ПРОФИЛАКТИЧЕСКОЕ ОБСЛУЖИВАНИЕ ТЕРМОПРИНТЕРА</w:t>
+      </w:r>
+    </w:p>
+    <w:p>
+      <w:pPr>
+        <w:pStyle w:val="Textbody"/>
+        <w:spacing w:line="240" w:lineRule="auto"/>
+        <w:ind w:firstLine="850"/>
+        <w:jc w:val="both"/>
+        <w:rPr>
+          <w:rFonts w:ascii="Times New Roman" w:hAnsi="Times New Roman"/>
+          <w:sz w:val="28"/>
+          <w:szCs w:val="28"/>
+        </w:rPr>
+      </w:pPr>
+      <w:r>
+        <w:rPr>
+          <w:rFonts w:ascii="Times New Roman" w:hAnsi="Times New Roman"/>
+          <w:sz w:val="28"/>
+          <w:szCs w:val="28"/>
+        </w:rPr>
+        <w:t>Профилактика термопринтера состоит в очистке печатающей головки и роликов от загрязнений. Важно применять рекомендованную бумагу и ленту. Регулярная очистка предупреждает дефекты печати.</w:t>
+      </w:r>
+    </w:p>
+    <w:p>
+      <w:pPr>
+        <w:pStyle w:val="Textbody"/>
+        <w:spacing w:line="240" w:lineRule="auto"/>
+        <w:ind w:firstLine="850"/>
+        <w:jc w:val="both"/>
+        <w:rPr>
+          <w:rFonts w:ascii="Times New Roman" w:hAnsi="Times New Roman"/>
+          <w:sz w:val="28"/>
+          <w:szCs w:val="28"/>
+        </w:rPr>
+      </w:pPr>
+    </w:p>
+    <w:p>
+      <w:pPr>
+        <w:pStyle w:val="Textbody"/>
+        <w:spacing w:line="240" w:lineRule="auto"/>
+        <w:jc w:val="both"/>
+        <w:rPr>
+          <w:rFonts w:ascii="Times New Roman" w:hAnsi="Times New Roman"/>
+          <w:sz w:val="28"/>
+          <w:szCs w:val="28"/>
+        </w:rPr>
+      </w:pPr>
+      <w:r>
+        <w:rPr>
+          <w:rFonts w:ascii="Times New Roman" w:hAnsi="Times New Roman"/>
+          <w:noProof/>
+          <w:sz w:val="28"/>
+          <w:szCs w:val="28"/>
+          <w:lang w:eastAsia="ru-RU" w:bidi="ar-SA"/>
+        </w:rPr>
         <w:lastRenderedPageBreak/>
-        <w:t>Профилактика лазерных принтеров включает очистку от тонера, проверку фотобарабана и печки. Важно не касаться барабана руками. Замена расходников выполняется по регламенту.</w:t>
-      </w:r>
-    </w:p>
-    <w:p>
-      <w:pPr>
-        <w:pStyle w:val="Textbody"/>
-        <w:spacing w:line="240" w:lineRule="auto"/>
-        <w:jc w:val="both"/>
-        <w:rPr>
-          <w:rFonts w:ascii="Times New Roman" w:hAnsi="Times New Roman"/>
-          <w:sz w:val="28"/>
-          <w:szCs w:val="28"/>
-        </w:rPr>
-      </w:pPr>
-    </w:p>
-    <w:p>
-      <w:pPr>
-        <w:pStyle w:val="Textbody"/>
-        <w:spacing w:line="240" w:lineRule="auto"/>
-        <w:jc w:val="center"/>
-        <w:rPr>
-          <w:rFonts w:ascii="Times New Roman" w:hAnsi="Times New Roman"/>
-          <w:sz w:val="28"/>
-          <w:szCs w:val="28"/>
-        </w:rPr>
-      </w:pPr>
-      <w:r>
-        <w:rPr>
-          <w:rFonts w:ascii="Times New Roman" w:hAnsi="Times New Roman"/>
-          <w:sz w:val="28"/>
-          <w:szCs w:val="28"/>
-        </w:rPr>
-        <w:t>ПРОВЕДЕНИЕ ПРОФИЛАКТ</w:t>
-      </w:r>
-      <w:r>
-        <w:rPr>
-          <w:rFonts w:ascii="Times New Roman" w:hAnsi="Times New Roman"/>
-          <w:sz w:val="28"/>
-          <w:szCs w:val="28"/>
-        </w:rPr>
-        <w:t>ИЧЕСКОГО ОБСЛУЖИВАНИЯ ЛАЗЕРНОГО ПРИНТЕРА</w:t>
-      </w:r>
-    </w:p>
-    <w:p>
-      <w:pPr>
-        <w:pStyle w:val="Textbody"/>
-        <w:spacing w:line="240" w:lineRule="auto"/>
-        <w:ind w:firstLine="850"/>
-        <w:jc w:val="both"/>
-        <w:rPr>
-          <w:rFonts w:ascii="Times New Roman" w:hAnsi="Times New Roman"/>
-          <w:sz w:val="28"/>
-          <w:szCs w:val="28"/>
-        </w:rPr>
-      </w:pPr>
-      <w:r>
-        <w:rPr>
-          <w:rFonts w:ascii="Times New Roman" w:hAnsi="Times New Roman"/>
-          <w:sz w:val="28"/>
-          <w:szCs w:val="28"/>
-        </w:rPr>
-        <w:t>Обслуживание включает удаление пыли и тонера, проверку роликов и печки, замену картриджа. Используются специальные салфетки и пылесосы. После обслуживания проверяется качество печати.</w:t>
-      </w:r>
-    </w:p>
-    <w:p>
-      <w:pPr>
-        <w:pStyle w:val="Textbody"/>
-        <w:spacing w:line="240" w:lineRule="auto"/>
-        <w:ind w:firstLine="850"/>
-        <w:jc w:val="both"/>
-        <w:rPr>
-          <w:rFonts w:ascii="Times New Roman" w:hAnsi="Times New Roman"/>
-          <w:sz w:val="28"/>
-          <w:szCs w:val="28"/>
-        </w:rPr>
-      </w:pPr>
-    </w:p>
-    <w:p>
-      <w:pPr>
-        <w:pStyle w:val="Textbody"/>
-        <w:spacing w:line="240" w:lineRule="auto"/>
-        <w:jc w:val="center"/>
-        <w:rPr>
-          <w:rFonts w:ascii="Times New Roman" w:hAnsi="Times New Roman"/>
-          <w:sz w:val="28"/>
-          <w:szCs w:val="28"/>
-        </w:rPr>
-      </w:pPr>
-      <w:r>
-        <w:rPr>
-          <w:rFonts w:ascii="Times New Roman" w:hAnsi="Times New Roman"/>
-          <w:sz w:val="28"/>
-          <w:szCs w:val="28"/>
-        </w:rPr>
-        <w:t xml:space="preserve">ПРОФИЛАКТИЧЕСКОЕ ОБСЛУЖИВАНИЕ </w:t>
-      </w:r>
-      <w:r>
-        <w:rPr>
-          <w:rFonts w:ascii="Times New Roman" w:hAnsi="Times New Roman"/>
-          <w:sz w:val="28"/>
-          <w:szCs w:val="28"/>
-        </w:rPr>
-        <w:t>ТЕРМОПРИНТЕРА</w:t>
-      </w:r>
-    </w:p>
-    <w:p>
-      <w:pPr>
-        <w:pStyle w:val="Textbody"/>
-        <w:spacing w:line="240" w:lineRule="auto"/>
-        <w:ind w:firstLine="850"/>
-        <w:jc w:val="both"/>
-        <w:rPr>
-          <w:rFonts w:ascii="Times New Roman" w:hAnsi="Times New Roman"/>
-          <w:sz w:val="28"/>
-          <w:szCs w:val="28"/>
-        </w:rPr>
-      </w:pPr>
-      <w:r>
-        <w:rPr>
-          <w:rFonts w:ascii="Times New Roman" w:hAnsi="Times New Roman"/>
-          <w:sz w:val="28"/>
-          <w:szCs w:val="28"/>
-        </w:rPr>
-        <w:t>Профилактика термопринтера включает очистку печатающей головки и роликов от загрязнений. Важно использовать рекомендованную бумагу и ленту. Регулярная очистка предотвращает дефекты печати.</w:t>
-      </w:r>
-    </w:p>
-    <w:p>
-      <w:pPr>
-        <w:pStyle w:val="Textbody"/>
-        <w:spacing w:line="240" w:lineRule="auto"/>
-        <w:ind w:firstLine="850"/>
-        <w:jc w:val="both"/>
-        <w:rPr>
-          <w:rFonts w:ascii="Times New Roman" w:hAnsi="Times New Roman"/>
-          <w:sz w:val="28"/>
-          <w:szCs w:val="28"/>
-        </w:rPr>
-      </w:pPr>
-    </w:p>
-    <w:p>
-      <w:pPr>
-        <w:pStyle w:val="Textbody"/>
-        <w:spacing w:line="240" w:lineRule="auto"/>
-        <w:jc w:val="both"/>
-        <w:rPr>
-          <w:rFonts w:ascii="Times New Roman" w:hAnsi="Times New Roman"/>
-          <w:sz w:val="28"/>
-          <w:szCs w:val="28"/>
-        </w:rPr>
-      </w:pPr>
-      <w:r>
-        <w:rPr>
-          <w:rFonts w:ascii="Times New Roman" w:hAnsi="Times New Roman"/>
-          <w:noProof/>
-          <w:sz w:val="28"/>
-          <w:szCs w:val="28"/>
-          <w:lang w:eastAsia="ru-RU" w:bidi="ar-SA"/>
-        </w:rPr>
         <w:drawing>
           <wp:inline distT="0" distB="0" distL="0" distR="0">
             <wp:extent cx="6120000" cy="2828160"/>
@@ -3914,36 +4034,28 @@
           <w:sz w:val="28"/>
           <w:szCs w:val="28"/>
         </w:rPr>
-        <w:t xml:space="preserve">ПРОФИЛАКТИЧЕСКОЕ ОБСЛУЖИВАНИЕ ПРИНТЕРА </w:t>
-      </w:r>
-      <w:r>
-        <w:rPr>
-          <w:rFonts w:ascii="Times New Roman" w:hAnsi="Times New Roman"/>
-          <w:sz w:val="28"/>
-          <w:szCs w:val="28"/>
-        </w:rPr>
-        <w:t>УДАРНОГО ТИПА</w:t>
-      </w:r>
-    </w:p>
-    <w:p>
-      <w:pPr>
-        <w:pStyle w:val="Textbody"/>
-        <w:spacing w:line="240" w:lineRule="auto"/>
-        <w:ind w:firstLine="850"/>
-        <w:jc w:val="both"/>
-        <w:rPr>
-          <w:rFonts w:ascii="Times New Roman" w:hAnsi="Times New Roman"/>
-          <w:sz w:val="28"/>
-          <w:szCs w:val="28"/>
-        </w:rPr>
-      </w:pPr>
-      <w:r>
-        <w:rPr>
-          <w:rFonts w:ascii="Times New Roman" w:hAnsi="Times New Roman"/>
-          <w:sz w:val="28"/>
-          <w:szCs w:val="28"/>
-        </w:rPr>
-        <w:t>Профилактика ударных принтеров включает замену красящей ленты, очистку механизмов и проверку игл. Важно следить за состоянием бумаги и подающих роликов. Регулярное обслуживание продлевает срок службы.</w:t>
+        <w:t>ПРОФИЛАКТИЧЕСКОЕ ОБСЛУЖИВАНИЕ ПРИНТЕРА УДАРНОГО ТИПА</w:t>
+      </w:r>
+    </w:p>
+    <w:p>
+      <w:pPr>
+        <w:pStyle w:val="Textbody"/>
+        <w:spacing w:line="240" w:lineRule="auto"/>
+        <w:ind w:firstLine="850"/>
+        <w:jc w:val="both"/>
+        <w:rPr>
+          <w:rFonts w:ascii="Times New Roman" w:hAnsi="Times New Roman"/>
+          <w:sz w:val="28"/>
+          <w:szCs w:val="28"/>
+        </w:rPr>
+      </w:pPr>
+      <w:r>
+        <w:rPr>
+          <w:rFonts w:ascii="Times New Roman" w:hAnsi="Times New Roman"/>
+          <w:sz w:val="28"/>
+          <w:szCs w:val="28"/>
+        </w:rPr>
+        <w:t>Профилактика ударных принтеров включает замену красящей ленты, очистку механизмов и проверку игл. Нужно контролировать состояние бумаги и подающих роликов. Регулярное обслуживание продлевает срок службы.</w:t>
       </w:r>
     </w:p>
     <w:p>
@@ -3978,7 +4090,6 @@
           <w:szCs w:val="28"/>
           <w:lang w:eastAsia="ru-RU" w:bidi="ar-SA"/>
         </w:rPr>
-        <w:lastRenderedPageBreak/>
         <w:drawing>
           <wp:inline distT="0" distB="0" distL="0" distR="0">
             <wp:extent cx="6120000" cy="2714760"/>
@@ -4092,36 +4203,47 @@
           <w:sz w:val="28"/>
           <w:szCs w:val="28"/>
         </w:rPr>
-        <w:t>ПРОФИЛАКТИЧЕСКОЕ ОБСЛУЖИВА</w:t>
-      </w:r>
-      <w:r>
-        <w:rPr>
-          <w:rFonts w:ascii="Times New Roman" w:hAnsi="Times New Roman"/>
-          <w:sz w:val="28"/>
-          <w:szCs w:val="28"/>
-        </w:rPr>
-        <w:t>НИЕ 3D-ПРИНТЕРА</w:t>
-      </w:r>
-    </w:p>
-    <w:p>
-      <w:pPr>
-        <w:pStyle w:val="Textbody"/>
-        <w:spacing w:line="240" w:lineRule="auto"/>
-        <w:ind w:firstLine="850"/>
-        <w:jc w:val="both"/>
-        <w:rPr>
-          <w:rFonts w:ascii="Times New Roman" w:hAnsi="Times New Roman"/>
-          <w:sz w:val="28"/>
-          <w:szCs w:val="28"/>
-        </w:rPr>
-      </w:pPr>
-      <w:r>
-        <w:rPr>
-          <w:rFonts w:ascii="Times New Roman" w:hAnsi="Times New Roman"/>
-          <w:sz w:val="28"/>
-          <w:szCs w:val="28"/>
-        </w:rPr>
-        <w:t>Профилактика 3D-принтера включает очистку сопла, проверку платформы и калибровку. Важно следить за состоянием филамента и температурой. Регулярное обслуживание обеспечивает точность печати.</w:t>
+        <w:t>ПРОФИЛАКТИЧЕСКОЕ ОБСЛУЖИВАНИЕ 3D-ПРИНТЕРА</w:t>
+      </w:r>
+    </w:p>
+    <w:p>
+      <w:pPr>
+        <w:pStyle w:val="Textbody"/>
+        <w:spacing w:line="240" w:lineRule="auto"/>
+        <w:ind w:firstLine="850"/>
+        <w:jc w:val="both"/>
+        <w:rPr>
+          <w:rFonts w:ascii="Times New Roman" w:hAnsi="Times New Roman"/>
+          <w:sz w:val="28"/>
+          <w:szCs w:val="28"/>
+        </w:rPr>
+      </w:pPr>
+      <w:r>
+        <w:rPr>
+          <w:rFonts w:ascii="Times New Roman" w:hAnsi="Times New Roman"/>
+          <w:sz w:val="28"/>
+          <w:szCs w:val="28"/>
+        </w:rPr>
+        <w:lastRenderedPageBreak/>
+        <w:t xml:space="preserve">Профилактика 3D-принтера включает очистку сопла, проверку платформы и калибровку. Необходимо отслеживать состояние </w:t>
+      </w:r>
+      <w:proofErr w:type="spellStart"/>
+      <w:r>
+        <w:rPr>
+          <w:rFonts w:ascii="Times New Roman" w:hAnsi="Times New Roman"/>
+          <w:sz w:val="28"/>
+          <w:szCs w:val="28"/>
+        </w:rPr>
+        <w:t>филамента</w:t>
+      </w:r>
+      <w:proofErr w:type="spellEnd"/>
+      <w:r>
+        <w:rPr>
+          <w:rFonts w:ascii="Times New Roman" w:hAnsi="Times New Roman"/>
+          <w:sz w:val="28"/>
+          <w:szCs w:val="28"/>
+        </w:rPr>
+        <w:t xml:space="preserve"> и температуру. Регулярное обслуживание сохраняет точность печати.</w:t>
       </w:r>
     </w:p>
     <w:p>
@@ -4175,15 +4297,25 @@
           <w:sz w:val="28"/>
           <w:szCs w:val="28"/>
         </w:rPr>
-        <w:t>Печатающий компо</w:t>
-      </w:r>
-      <w:r>
-        <w:rPr>
-          <w:rFonts w:ascii="Times New Roman" w:hAnsi="Times New Roman"/>
-          <w:sz w:val="28"/>
-          <w:szCs w:val="28"/>
-        </w:rPr>
-        <w:t>нент 3D-принтера – это экструдер, который плавит филамент и наносит его слоями. В SLA-принтерах используется лазер и смола. Состояние компонента влияет на качество модели.</w:t>
+        <w:t xml:space="preserve">Печатающим компонентом 3D-принтера служит экструдер, расплавляющий </w:t>
+      </w:r>
+      <w:proofErr w:type="spellStart"/>
+      <w:r>
+        <w:rPr>
+          <w:rFonts w:ascii="Times New Roman" w:hAnsi="Times New Roman"/>
+          <w:sz w:val="28"/>
+          <w:szCs w:val="28"/>
+        </w:rPr>
+        <w:t>филамент</w:t>
+      </w:r>
+      <w:proofErr w:type="spellEnd"/>
+      <w:r>
+        <w:rPr>
+          <w:rFonts w:ascii="Times New Roman" w:hAnsi="Times New Roman"/>
+          <w:sz w:val="28"/>
+          <w:szCs w:val="28"/>
+        </w:rPr>
+        <w:t xml:space="preserve"> и укладывающий его слоями. В SLA-принтерах применяются лазер и смола. От состояния компонента зависит качество модели.</w:t>
       </w:r>
     </w:p>
     <w:p>
@@ -4237,15 +4369,7 @@
           <w:sz w:val="28"/>
           <w:szCs w:val="28"/>
         </w:rPr>
-        <w:t>Определение проблемы начинается со сбора информации и выя</w:t>
-      </w:r>
-      <w:r>
-        <w:rPr>
-          <w:rFonts w:ascii="Times New Roman" w:hAnsi="Times New Roman"/>
-          <w:sz w:val="28"/>
-          <w:szCs w:val="28"/>
-        </w:rPr>
-        <w:t>вления симптомов. Необходимо уточнить, когда и при каких условиях возникла неисправность. Чёткая формулировка ускоряет диагностику.</w:t>
+        <w:t>Определение проблемы начинается со сбора сведений и выявления симптомов. Требуется уточнить, когда и при каких обстоятельствах возникла неисправность. Точная формулировка ускоряет диагностику.</w:t>
       </w:r>
     </w:p>
     <w:p>
@@ -4299,15 +4423,7 @@
           <w:sz w:val="28"/>
           <w:szCs w:val="28"/>
         </w:rPr>
-        <w:t>На основе симптомов выдвигаются гипотезы о возможных причинах. Они</w:t>
-      </w:r>
-      <w:r>
-        <w:rPr>
-          <w:rFonts w:ascii="Times New Roman" w:hAnsi="Times New Roman"/>
-          <w:sz w:val="28"/>
-          <w:szCs w:val="28"/>
-        </w:rPr>
-        <w:t xml:space="preserve"> могут касаться аппаратной или программной части. Рассматривается несколько вариантов.</w:t>
+        <w:t>Опираясь на симптомы, формулируются гипотезы о вероятных причинах. Они могут относиться к аппаратной либо программной части. Рассматривается несколько вариантов.</w:t>
       </w:r>
     </w:p>
     <w:p>
@@ -4361,15 +4477,7 @@
           <w:sz w:val="28"/>
           <w:szCs w:val="28"/>
         </w:rPr>
-        <w:t>Гипотезы проверяются с помощью диагностических средств и тестов. Если предположение не подтверждается, выдвигается новое.</w:t>
-      </w:r>
-      <w:r>
-        <w:rPr>
-          <w:rFonts w:ascii="Times New Roman" w:hAnsi="Times New Roman"/>
-          <w:sz w:val="28"/>
-          <w:szCs w:val="28"/>
-        </w:rPr>
-        <w:t xml:space="preserve"> Цель – установить точную причину.</w:t>
+        <w:t>Проверка гипотез выполняется диагностическими средствами и тестами. Если предположение не подтвердилось, выдвигается новое. Задача — установить точную причину.</w:t>
       </w:r>
     </w:p>
     <w:p>
@@ -4423,7 +4531,7 @@
           <w:sz w:val="28"/>
           <w:szCs w:val="28"/>
         </w:rPr>
-        <w:t>После установления причины разрабатывается план устранения. Он реализуется поэтапно с фиксацией результатов. При необходимости план корректируется.</w:t>
+        <w:t>После установления причины составляется план устранения. Его реализуют поэтапно, фиксируя результаты. При необходимости план корректируется.</w:t>
       </w:r>
     </w:p>
     <w:p>
@@ -4503,69 +4611,62 @@
           <w:sz w:val="28"/>
           <w:szCs w:val="28"/>
         </w:rPr>
-        <w:t>После устранения неисправности проверяется работа принтера в целом. При необходимости принимаются профилактические меры. Это завершает цикл диагностики.</w:t>
-      </w:r>
-    </w:p>
-    <w:p>
-      <w:pPr>
-        <w:pStyle w:val="Textbody"/>
-        <w:spacing w:line="240" w:lineRule="auto"/>
-        <w:ind w:firstLine="850"/>
-        <w:jc w:val="both"/>
-        <w:rPr>
-          <w:rFonts w:ascii="Times New Roman" w:hAnsi="Times New Roman"/>
-          <w:sz w:val="28"/>
-          <w:szCs w:val="28"/>
-        </w:rPr>
-      </w:pPr>
-    </w:p>
-    <w:p>
-      <w:pPr>
-        <w:pStyle w:val="Textbody"/>
-        <w:spacing w:line="240" w:lineRule="auto"/>
-        <w:jc w:val="center"/>
-        <w:rPr>
-          <w:rFonts w:ascii="Times New Roman" w:hAnsi="Times New Roman"/>
-          <w:sz w:val="28"/>
-          <w:szCs w:val="28"/>
-        </w:rPr>
-      </w:pPr>
-      <w:r>
-        <w:rPr>
-          <w:rFonts w:ascii="Times New Roman" w:hAnsi="Times New Roman"/>
-          <w:sz w:val="28"/>
-          <w:szCs w:val="28"/>
-        </w:rPr>
-        <w:t>ЗАПИСЬ РЕЗУЛЬТАТОВ,</w:t>
-      </w:r>
-      <w:r>
-        <w:rPr>
-          <w:rFonts w:ascii="Times New Roman" w:hAnsi="Times New Roman"/>
-          <w:sz w:val="28"/>
-          <w:szCs w:val="28"/>
-        </w:rPr>
-        <w:t xml:space="preserve"> ДЕЙСТВИЙ И ВЫВОДОВ</w:t>
-      </w:r>
-    </w:p>
-    <w:p>
-      <w:pPr>
-        <w:pStyle w:val="Textbody"/>
-        <w:spacing w:line="240" w:lineRule="auto"/>
-        <w:ind w:firstLine="850"/>
-        <w:jc w:val="both"/>
-        <w:rPr>
-          <w:rFonts w:ascii="Times New Roman" w:hAnsi="Times New Roman"/>
-          <w:sz w:val="28"/>
-          <w:szCs w:val="28"/>
-        </w:rPr>
-      </w:pPr>
-      <w:r>
-        <w:rPr>
-          <w:rFonts w:ascii="Times New Roman" w:hAnsi="Times New Roman"/>
-          <w:sz w:val="28"/>
-          <w:szCs w:val="28"/>
-        </w:rPr>
-        <w:t>Все этапы работы фиксируются в документации. Записи помогают быстрее решать аналогичные проблемы. Они также служат основой для отчётности.</w:t>
+        <w:lastRenderedPageBreak/>
+        <w:t>После устранения неисправности оценивается работа принтера в целом. При потребности принимаются профилактические меры. Этим завершается цикл диагностики.</w:t>
+      </w:r>
+    </w:p>
+    <w:p>
+      <w:pPr>
+        <w:pStyle w:val="Textbody"/>
+        <w:spacing w:line="240" w:lineRule="auto"/>
+        <w:ind w:firstLine="850"/>
+        <w:jc w:val="both"/>
+        <w:rPr>
+          <w:rFonts w:ascii="Times New Roman" w:hAnsi="Times New Roman"/>
+          <w:sz w:val="28"/>
+          <w:szCs w:val="28"/>
+        </w:rPr>
+      </w:pPr>
+    </w:p>
+    <w:p>
+      <w:pPr>
+        <w:pStyle w:val="Textbody"/>
+        <w:spacing w:line="240" w:lineRule="auto"/>
+        <w:jc w:val="center"/>
+        <w:rPr>
+          <w:rFonts w:ascii="Times New Roman" w:hAnsi="Times New Roman"/>
+          <w:sz w:val="28"/>
+          <w:szCs w:val="28"/>
+        </w:rPr>
+      </w:pPr>
+      <w:r>
+        <w:rPr>
+          <w:rFonts w:ascii="Times New Roman" w:hAnsi="Times New Roman"/>
+          <w:sz w:val="28"/>
+          <w:szCs w:val="28"/>
+        </w:rPr>
+        <w:t>ЗАПИСЬ РЕЗУЛЬТАТОВ, ДЕЙСТВИЙ И ВЫВОДОВ</w:t>
+      </w:r>
+    </w:p>
+    <w:p>
+      <w:pPr>
+        <w:pStyle w:val="Textbody"/>
+        <w:spacing w:line="240" w:lineRule="auto"/>
+        <w:ind w:firstLine="850"/>
+        <w:jc w:val="both"/>
+        <w:rPr>
+          <w:rFonts w:ascii="Times New Roman" w:hAnsi="Times New Roman"/>
+          <w:sz w:val="28"/>
+          <w:szCs w:val="28"/>
+        </w:rPr>
+      </w:pPr>
+      <w:r>
+        <w:rPr>
+          <w:rFonts w:ascii="Times New Roman" w:hAnsi="Times New Roman"/>
+          <w:sz w:val="28"/>
+          <w:szCs w:val="28"/>
+        </w:rPr>
+        <w:t>Все этапы работы заносятся в документацию. Такие записи позволяют быстрее решать аналогичные проблемы в дальнейшем. Кроме того, они служат основой для отчётности.</w:t>
       </w:r>
     </w:p>
     <w:p>
@@ -4619,86 +4720,61 @@
           <w:sz w:val="28"/>
           <w:szCs w:val="28"/>
         </w:rPr>
-        <w:t>К типичным проблемам принтеров относятся</w:t>
-      </w:r>
-      <w:r>
-        <w:rPr>
-          <w:rFonts w:ascii="Times New Roman" w:hAnsi="Times New Roman"/>
-          <w:sz w:val="28"/>
-          <w:szCs w:val="28"/>
-        </w:rPr>
-        <w:t xml:space="preserve"> замятие бумаги, полосы на отпечатке, отсутствие печати, низкое качество и ошибки подключения. Решения зависят от причины: очистка, замена картриджа, проверка драйверов. Знание типовых проблем ускоряет диагностику.</w:t>
-      </w:r>
-    </w:p>
-    <w:p>
-      <w:pPr>
-        <w:pStyle w:val="Textbody"/>
-        <w:spacing w:line="240" w:lineRule="auto"/>
-        <w:ind w:firstLine="850"/>
-        <w:jc w:val="both"/>
-        <w:rPr>
-          <w:rFonts w:ascii="Times New Roman" w:hAnsi="Times New Roman"/>
-          <w:sz w:val="28"/>
-          <w:szCs w:val="28"/>
-        </w:rPr>
-      </w:pPr>
-    </w:p>
-    <w:p>
-      <w:pPr>
-        <w:pStyle w:val="Textbody"/>
-        <w:spacing w:line="240" w:lineRule="auto"/>
-        <w:jc w:val="center"/>
-        <w:rPr>
-          <w:rFonts w:ascii="Times New Roman" w:hAnsi="Times New Roman"/>
-          <w:sz w:val="28"/>
-          <w:szCs w:val="28"/>
-        </w:rPr>
-      </w:pPr>
-      <w:r>
-        <w:rPr>
-          <w:rFonts w:ascii="Times New Roman" w:hAnsi="Times New Roman"/>
-          <w:sz w:val="28"/>
-          <w:szCs w:val="28"/>
-        </w:rPr>
-        <w:t>НЕТИПИЧНЫЕ ПРОБЛЕМЫ ПРИНТЕРА И СПОСОБЫ И</w:t>
-      </w:r>
-      <w:r>
-        <w:rPr>
-          <w:rFonts w:ascii="Times New Roman" w:hAnsi="Times New Roman"/>
-          <w:sz w:val="28"/>
-          <w:szCs w:val="28"/>
-        </w:rPr>
-        <w:t>Х РЕШЕНИЯ</w:t>
-      </w:r>
-    </w:p>
-    <w:p>
-      <w:pPr>
-        <w:pStyle w:val="Textbody"/>
-        <w:spacing w:line="240" w:lineRule="auto"/>
-        <w:ind w:firstLine="850"/>
-        <w:jc w:val="both"/>
-        <w:rPr>
-          <w:rFonts w:ascii="Times New Roman" w:hAnsi="Times New Roman"/>
-          <w:sz w:val="28"/>
-          <w:szCs w:val="28"/>
-        </w:rPr>
-      </w:pPr>
-      <w:r>
-        <w:rPr>
-          <w:rFonts w:ascii="Times New Roman" w:hAnsi="Times New Roman"/>
-          <w:sz w:val="28"/>
-          <w:szCs w:val="28"/>
-        </w:rPr>
-        <w:t xml:space="preserve">Нетипичные проблемы включают конфликты драйверов, сбои прошивки, повреждение платы управления и редкие ошибки совместимости. Решение </w:t>
-      </w:r>
-      <w:r>
-        <w:rPr>
-          <w:rFonts w:ascii="Times New Roman" w:hAnsi="Times New Roman"/>
-          <w:sz w:val="28"/>
-          <w:szCs w:val="28"/>
-        </w:rPr>
-        <w:lastRenderedPageBreak/>
-        <w:t>требует глубокой диагностики и обращения к производителю. Документирование таких случаев помогает в будущем.</w:t>
+        <w:t>Типичными проблемами принтеров являются замятие бумаги, полосы на отпечатке, отсутствие печати, низкое качество и ошибки подключения. Способ решения определяется причиной: очистка, замена картриджа, проверка драйверов. Знание типовых проблем ускоряет диагностику.</w:t>
+      </w:r>
+    </w:p>
+    <w:p>
+      <w:pPr>
+        <w:pStyle w:val="Textbody"/>
+        <w:spacing w:line="240" w:lineRule="auto"/>
+        <w:ind w:firstLine="850"/>
+        <w:jc w:val="both"/>
+        <w:rPr>
+          <w:rFonts w:ascii="Times New Roman" w:hAnsi="Times New Roman"/>
+          <w:sz w:val="28"/>
+          <w:szCs w:val="28"/>
+        </w:rPr>
+      </w:pPr>
+    </w:p>
+    <w:p>
+      <w:pPr>
+        <w:pStyle w:val="Textbody"/>
+        <w:spacing w:line="240" w:lineRule="auto"/>
+        <w:jc w:val="center"/>
+        <w:rPr>
+          <w:rFonts w:ascii="Times New Roman" w:hAnsi="Times New Roman"/>
+          <w:sz w:val="28"/>
+          <w:szCs w:val="28"/>
+        </w:rPr>
+      </w:pPr>
+      <w:r>
+        <w:rPr>
+          <w:rFonts w:ascii="Times New Roman" w:hAnsi="Times New Roman"/>
+          <w:sz w:val="28"/>
+          <w:szCs w:val="28"/>
+        </w:rPr>
+        <w:t>НЕТИПИЧНЫЕ ПРОБЛЕМЫ ПРИНТЕРА И СПОСОБЫ ИХ РЕШЕНИЯ</w:t>
+      </w:r>
+    </w:p>
+    <w:p>
+      <w:pPr>
+        <w:pStyle w:val="Textbody"/>
+        <w:spacing w:line="240" w:lineRule="auto"/>
+        <w:ind w:firstLine="850"/>
+        <w:jc w:val="both"/>
+        <w:rPr>
+          <w:rFonts w:ascii="Times New Roman" w:hAnsi="Times New Roman"/>
+          <w:sz w:val="28"/>
+          <w:szCs w:val="28"/>
+        </w:rPr>
+      </w:pPr>
+      <w:r>
+        <w:rPr>
+          <w:rFonts w:ascii="Times New Roman" w:hAnsi="Times New Roman"/>
+          <w:sz w:val="28"/>
+          <w:szCs w:val="28"/>
+        </w:rPr>
+        <w:t>К нетипичным проблемам относятся конфликты драйверов, сбои прошивки, повреждение платы управления и редкие ошибки совместимости. Для решения нужны глубокая диагностика и обращение к производителю. Документирование таких случаев пригодится в будущем.</w:t>
       </w:r>
     </w:p>
     <w:p>
@@ -4708,45 +4784,25 @@
         <w:jc w:val="both"/>
         <w:rPr>
           <w:rFonts w:ascii="Times New Roman" w:hAnsi="Times New Roman"/>
-        </w:rPr>
-      </w:pPr>
-      <w:r>
-        <w:rPr>
-          <w:rFonts w:ascii="Times New Roman" w:hAnsi="Times New Roman"/>
-        </w:rPr>
-        <w:t>Выво</w:t>
-      </w:r>
-      <w:r>
-        <w:rPr>
-          <w:rFonts w:ascii="Times New Roman" w:hAnsi="Times New Roman"/>
-        </w:rPr>
-        <w:t xml:space="preserve">д: </w:t>
-      </w:r>
-      <w:r>
-        <w:rPr>
-          <w:rFonts w:ascii="Times New Roman" w:hAnsi="Times New Roman"/>
           <w:b w:val="0"/>
-          <w:bCs w:val="0"/>
-        </w:rPr>
-        <w:t>л</w:t>
-      </w:r>
+        </w:rPr>
+      </w:pPr>
+      <w:r>
+        <w:rPr>
+          <w:rFonts w:ascii="Times New Roman" w:hAnsi="Times New Roman"/>
+        </w:rPr>
+        <w:t xml:space="preserve">Вывод: </w:t>
+      </w:r>
+      <w:bookmarkStart w:id="0" w:name="_GoBack"/>
       <w:r>
         <w:rPr>
           <w:rFonts w:ascii="Times New Roman" w:hAnsi="Times New Roman"/>
           <w:b w:val="0"/>
-          <w:bCs w:val="0"/>
-        </w:rPr>
-        <w:t>абораторная работа охватывает характеристики, устройство и принципы работы различных типов принтеров, а также их установку, настройку и обслуживание. Понимание этих тем необходимо для выбора, эксплуатации и ремонта печатающего оборудования. Практически</w:t>
-      </w:r>
-      <w:r>
-        <w:rPr>
-          <w:rFonts w:ascii="Times New Roman" w:hAnsi="Times New Roman"/>
-          <w:b w:val="0"/>
-          <w:bCs w:val="0"/>
-        </w:rPr>
-        <w:t>е навыки диагностики и профилактики закрепляют теоретический материал.</w:t>
-      </w:r>
-    </w:p>
+        </w:rPr>
+        <w:t>лабораторная работа охватывает характеристики, устройство и принципы действия различных типов принтеров, а также их установку, настройку и обслуживание. Знание этих тем требуется для выбора, эксплуатации и ремонта печатающего оборудования. Практические навыки диагностики и профилактики позволяют закрепить теоретический материал.</w:t>
+      </w:r>
+    </w:p>
+    <w:bookmarkEnd w:id="0"/>
     <w:p>
       <w:pPr>
         <w:pStyle w:val="Textbody"/>
@@ -4828,15 +4884,7 @@
           <w:sz w:val="28"/>
           <w:szCs w:val="28"/>
         </w:rPr>
-        <w:t xml:space="preserve"> Из-за высокой стоимости расходных материалов и обслуживания, которые формируют совокупную </w:t>
-      </w:r>
-      <w:r>
-        <w:rPr>
-          <w:rFonts w:ascii="Times New Roman" w:hAnsi="Times New Roman"/>
-          <w:sz w:val="28"/>
-          <w:szCs w:val="28"/>
-        </w:rPr>
-        <w:t>стоимость владения.</w:t>
+        <w:t xml:space="preserve"> Это связано с высокой стоимостью расходных материалов и обслуживания, из которых складывается совокупная стоимость владения.</w:t>
       </w:r>
     </w:p>
     <w:p>
@@ -4889,7 +4937,7 @@
           <w:sz w:val="28"/>
           <w:szCs w:val="28"/>
         </w:rPr>
-        <w:t xml:space="preserve"> Лазерная использует тонер и электростатический процесс с закреплением в печке, а струйная – чернила через сопла печатающей головки.</w:t>
+        <w:t xml:space="preserve"> Лазерная печать использует тонер и электростатический процесс с закреплением в печке, тогда как струйная переносит чернила через сопла печатающей головки.</w:t>
       </w:r>
     </w:p>
     <w:p>
@@ -4913,15 +4961,7 @@
           <w:sz w:val="28"/>
           <w:szCs w:val="28"/>
         </w:rPr>
-        <w:t xml:space="preserve">Зачем нужно </w:t>
-      </w:r>
-      <w:r>
-        <w:rPr>
-          <w:rFonts w:ascii="Times New Roman" w:hAnsi="Times New Roman"/>
-          <w:sz w:val="28"/>
-          <w:szCs w:val="28"/>
-        </w:rPr>
-        <w:t>профилактическое обслуживание струйного принтера? </w:t>
+        <w:t>Зачем нужно профилактическое обслуживание струйного принтера? </w:t>
       </w:r>
     </w:p>
     <w:p>
@@ -4942,6 +4982,7 @@
           <w:sz w:val="28"/>
           <w:szCs w:val="28"/>
         </w:rPr>
+        <w:lastRenderedPageBreak/>
         <w:t>Ответ:</w:t>
       </w:r>
       <w:r>
@@ -4950,7 +4991,7 @@
           <w:sz w:val="28"/>
           <w:szCs w:val="28"/>
         </w:rPr>
-        <w:t xml:space="preserve"> Для предотвращения засыхания чернил, засорения сопел и ухудшения качества печати.</w:t>
+        <w:t xml:space="preserve"> Она необходима для предотвращения засыхания чернил, засорения сопел и снижения качества печати.</w:t>
       </w:r>
     </w:p>
     <w:p>
@@ -5003,15 +5044,7 @@
           <w:sz w:val="28"/>
           <w:szCs w:val="28"/>
         </w:rPr>
-        <w:t xml:space="preserve"> Программный работает на компьютере или сервере</w:t>
-      </w:r>
-      <w:r>
-        <w:rPr>
-          <w:rFonts w:ascii="Times New Roman" w:hAnsi="Times New Roman"/>
-          <w:sz w:val="28"/>
-          <w:szCs w:val="28"/>
-        </w:rPr>
-        <w:t xml:space="preserve"> через ОС, а аппаратный – это отдельное устройство, подключаемое к принтеру и сети.</w:t>
+        <w:t xml:space="preserve"> Программный функционирует на компьютере или сервере средствами ОС, а аппаратный представляет собой отдельное устройство, подключаемое к принтеру и сети.</w:t>
       </w:r>
     </w:p>
     <w:p>
@@ -5064,7 +5097,7 @@
           <w:sz w:val="28"/>
           <w:szCs w:val="28"/>
         </w:rPr>
-        <w:t xml:space="preserve"> Неподходящая бумага может вызвать дефекты печати и ускорить износ печатающей головки.</w:t>
+        <w:t xml:space="preserve"> Бумага, не соответствующая требованиям, способна вызвать дефекты печати и ускорить износ печатающей головки.</w:t>
       </w:r>
     </w:p>
     <w:p>
@@ -5088,15 +5121,7 @@
           <w:sz w:val="28"/>
           <w:szCs w:val="28"/>
         </w:rPr>
-        <w:t>Почему при устранении н</w:t>
-      </w:r>
-      <w:r>
-        <w:rPr>
-          <w:rFonts w:ascii="Times New Roman" w:hAnsi="Times New Roman"/>
-          <w:sz w:val="28"/>
-          <w:szCs w:val="28"/>
-        </w:rPr>
-        <w:t>еисправности принтера важно документировать каждый шаг? </w:t>
+        <w:t>Почему при устранении неисправности принтера важно документировать каждый шаг? </w:t>
       </w:r>
     </w:p>
     <w:p>
@@ -5125,7 +5150,7 @@
           <w:sz w:val="28"/>
           <w:szCs w:val="28"/>
         </w:rPr>
-        <w:t xml:space="preserve"> Документация помогает быстрее решать аналогичные проблемы в будущем и служит основой для анализа и отчётности.</w:t>
+        <w:t xml:space="preserve"> Зафиксированные данные позволяют в дальнейшем быстрее устранять аналогичные неполадки и служат материалом для анализа и подготовки отчётности.</w:t>
       </w:r>
     </w:p>
     <w:sectPr>
@@ -5186,9 +5211,6 @@
       <w:instrText xml:space="preserve"> PAGE </w:instrText>
     </w:r>
     <w:r>
-      <w:rPr>
-        <w:rFonts w:hint="eastAsia"/>
-      </w:rPr>
       <w:fldChar w:fldCharType="separate"/>
     </w:r>
     <w:r>
